--- a/doc/詞/唐朝/溫庭筠/溫庭筠-更漏子·玉爐香.docx
+++ b/doc/詞/唐朝/溫庭筠/溫庭筠-更漏子·玉爐香.docx
@@ -1,6 +1,6 @@
 
 <file path=word/document.xml><?xml version="1.0" encoding="utf-8"?>
-<w:document xmlns:wpc="http://schemas.microsoft.com/office/word/2010/wordprocessingCanvas" xmlns:cx="http://schemas.microsoft.com/office/drawing/2014/chartex" xmlns:cx1="http://schemas.microsoft.com/office/drawing/2015/9/8/chartex" xmlns:cx2="http://schemas.microsoft.com/office/drawing/2015/10/21/chartex" xmlns:cx3="http://schemas.microsoft.com/office/drawing/2016/5/9/chartex" xmlns:cx4="http://schemas.microsoft.com/office/drawing/2016/5/10/chartex" xmlns:cx5="http://schemas.microsoft.com/office/drawing/2016/5/11/chartex" xmlns:cx6="http://schemas.microsoft.com/office/drawing/2016/5/12/chartex" xmlns:cx7="http://schemas.microsoft.com/office/drawing/2016/5/13/chartex" xmlns:cx8="http://schemas.microsoft.com/office/drawing/2016/5/14/chartex" xmlns:mc="http://schemas.openxmlformats.org/markup-compatibility/2006" xmlns:aink="http://schemas.microsoft.com/office/drawing/2016/ink" xmlns:am3d="http://schemas.microsoft.com/office/drawing/2017/model3d" xmlns:o="urn:schemas-microsoft-com:office:office" xmlns:r="http://schemas.openxmlformats.org/officeDocument/2006/relationships" xmlns:m="http://schemas.openxmlformats.org/officeDocument/2006/math" xmlns:v="urn:schemas-microsoft-com:vml" xmlns:wp14="http://schemas.microsoft.com/office/word/2010/wordprocessingDrawing" xmlns:wp="http://schemas.openxmlformats.org/drawingml/2006/wordprocessingDrawing" xmlns:w10="urn:schemas-microsoft-com:office:word" xmlns:w="http://schemas.openxmlformats.org/wordprocessingml/2006/main" xmlns:w14="http://schemas.microsoft.com/office/word/2010/wordml" xmlns:w15="http://schemas.microsoft.com/office/word/2012/wordml" xmlns:w16cex="http://schemas.microsoft.com/office/word/2018/wordml/cex" xmlns:w16cid="http://schemas.microsoft.com/office/word/2016/wordml/cid" xmlns:w16="http://schemas.microsoft.com/office/word/2018/wordml" xmlns:w16sdtdh="http://schemas.microsoft.com/office/word/2020/wordml/sdtdatahash" xmlns:w16se="http://schemas.microsoft.com/office/word/2015/wordml/symex" xmlns:wpg="http://schemas.microsoft.com/office/word/2010/wordprocessingGroup" xmlns:wpi="http://schemas.microsoft.com/office/word/2010/wordprocessingInk" xmlns:wne="http://schemas.microsoft.com/office/word/2006/wordml" xmlns:wps="http://schemas.microsoft.com/office/word/2010/wordprocessingShape" mc:Ignorable="w14 w15 w16se w16cid w16 w16cex w16sdtdh wp14">
+<w:document xmlns:wpc="http://schemas.microsoft.com/office/word/2010/wordprocessingCanvas" xmlns:cx="http://schemas.microsoft.com/office/drawing/2014/chartex" xmlns:cx1="http://schemas.microsoft.com/office/drawing/2015/9/8/chartex" xmlns:cx2="http://schemas.microsoft.com/office/drawing/2015/10/21/chartex" xmlns:cx3="http://schemas.microsoft.com/office/drawing/2016/5/9/chartex" xmlns:cx4="http://schemas.microsoft.com/office/drawing/2016/5/10/chartex" xmlns:cx5="http://schemas.microsoft.com/office/drawing/2016/5/11/chartex" xmlns:cx6="http://schemas.microsoft.com/office/drawing/2016/5/12/chartex" xmlns:cx7="http://schemas.microsoft.com/office/drawing/2016/5/13/chartex" xmlns:cx8="http://schemas.microsoft.com/office/drawing/2016/5/14/chartex" xmlns:mc="http://schemas.openxmlformats.org/markup-compatibility/2006" xmlns:aink="http://schemas.microsoft.com/office/drawing/2016/ink" xmlns:am3d="http://schemas.microsoft.com/office/drawing/2017/model3d" xmlns:o="urn:schemas-microsoft-com:office:office" xmlns:oel="http://schemas.microsoft.com/office/2019/extlst" xmlns:r="http://schemas.openxmlformats.org/officeDocument/2006/relationships" xmlns:m="http://schemas.openxmlformats.org/officeDocument/2006/math" xmlns:v="urn:schemas-microsoft-com:vml" xmlns:wp14="http://schemas.microsoft.com/office/word/2010/wordprocessingDrawing" xmlns:wp="http://schemas.openxmlformats.org/drawingml/2006/wordprocessingDrawing" xmlns:w10="urn:schemas-microsoft-com:office:word" xmlns:w="http://schemas.openxmlformats.org/wordprocessingml/2006/main" xmlns:w14="http://schemas.microsoft.com/office/word/2010/wordml" xmlns:w15="http://schemas.microsoft.com/office/word/2012/wordml" xmlns:w16cex="http://schemas.microsoft.com/office/word/2018/wordml/cex" xmlns:w16cid="http://schemas.microsoft.com/office/word/2016/wordml/cid" xmlns:w16="http://schemas.microsoft.com/office/word/2018/wordml" xmlns:w16du="http://schemas.microsoft.com/office/word/2023/wordml/word16du" xmlns:w16sdtdh="http://schemas.microsoft.com/office/word/2020/wordml/sdtdatahash" xmlns:w16sdtfl="http://schemas.microsoft.com/office/word/2024/wordml/sdtformatlock" xmlns:w16se="http://schemas.microsoft.com/office/word/2015/wordml/symex" xmlns:wpg="http://schemas.microsoft.com/office/word/2010/wordprocessingGroup" xmlns:wpi="http://schemas.microsoft.com/office/word/2010/wordprocessingInk" xmlns:wne="http://schemas.microsoft.com/office/word/2006/wordml" xmlns:wps="http://schemas.microsoft.com/office/word/2010/wordprocessingShape" mc:Ignorable="w14 w15 w16se w16cid w16 w16cex w16sdtdh w16sdtfl w16du wp14">
   <w:body>
     <w:p>
       <w:pPr>
@@ -29,7 +29,7 @@
           <w:rFonts w:hint="eastAsia"/>
           <w:sz w:val="32"/>
         </w:rPr>
-        <w:t xml:space="preserve">     </w:t>
+        <w:t xml:space="preserve">    </w:t>
       </w:r>
       <w:r>
         <w:rPr>
@@ -55,7 +55,6 @@
           <w:szCs w:val="30"/>
         </w:rPr>
       </w:pPr>
-      <w:proofErr w:type="gramStart"/>
       <w:r>
         <w:rPr>
           <w:rFonts w:hint="eastAsia"/>
@@ -63,19 +62,19 @@
           <w:sz w:val="30"/>
           <w:szCs w:val="30"/>
         </w:rPr>
-        <w:t>玉爐香</w:t>
-      </w:r>
-      <w:proofErr w:type="gramEnd"/>
-      <w:r>
-        <w:rPr>
-          <w:rFonts w:hint="eastAsia"/>
+        <w:t>玉爐香，紅蠟淚，偏照畫堂秋思。眉翠薄，鬢雲殘，夜長衾枕寒。</w:t>
+      </w:r>
+    </w:p>
+    <w:p>
+      <w:pPr>
+        <w:spacing w:after="0" w:line="520" w:lineRule="exact"/>
+        <w:ind w:left="0" w:right="0" w:firstLine="0"/>
+        <w:rPr>
           <w:color w:val="0F0F0F"/>
           <w:sz w:val="30"/>
           <w:szCs w:val="30"/>
         </w:rPr>
-        <w:t>，紅</w:t>
-      </w:r>
-      <w:proofErr w:type="gramStart"/>
+      </w:pPr>
       <w:r>
         <w:rPr>
           <w:rFonts w:hint="eastAsia"/>
@@ -83,137 +82,7 @@
           <w:sz w:val="30"/>
           <w:szCs w:val="30"/>
         </w:rPr>
-        <w:t>蠟淚，偏照畫堂秋思</w:t>
-      </w:r>
-      <w:proofErr w:type="gramEnd"/>
-      <w:r>
-        <w:rPr>
-          <w:rFonts w:hint="eastAsia"/>
-          <w:color w:val="0F0F0F"/>
-          <w:sz w:val="30"/>
-          <w:szCs w:val="30"/>
-        </w:rPr>
-        <w:t>。</w:t>
-      </w:r>
-      <w:proofErr w:type="gramStart"/>
-      <w:r>
-        <w:rPr>
-          <w:rFonts w:hint="eastAsia"/>
-          <w:color w:val="0F0F0F"/>
-          <w:sz w:val="30"/>
-          <w:szCs w:val="30"/>
-        </w:rPr>
-        <w:t>眉翠薄，鬢雲殘</w:t>
-      </w:r>
-      <w:proofErr w:type="gramEnd"/>
-      <w:r>
-        <w:rPr>
-          <w:rFonts w:hint="eastAsia"/>
-          <w:color w:val="0F0F0F"/>
-          <w:sz w:val="30"/>
-          <w:szCs w:val="30"/>
-        </w:rPr>
-        <w:t>，夜長</w:t>
-      </w:r>
-      <w:proofErr w:type="gramStart"/>
-      <w:r>
-        <w:rPr>
-          <w:rFonts w:hint="eastAsia"/>
-          <w:color w:val="0F0F0F"/>
-          <w:sz w:val="30"/>
-          <w:szCs w:val="30"/>
-        </w:rPr>
-        <w:t>衾枕寒</w:t>
-      </w:r>
-      <w:proofErr w:type="gramEnd"/>
-      <w:r>
-        <w:rPr>
-          <w:rFonts w:hint="eastAsia"/>
-          <w:color w:val="0F0F0F"/>
-          <w:sz w:val="30"/>
-          <w:szCs w:val="30"/>
-        </w:rPr>
-        <w:t>。</w:t>
-      </w:r>
-    </w:p>
-    <w:p>
-      <w:pPr>
-        <w:spacing w:after="0" w:line="520" w:lineRule="exact"/>
-        <w:ind w:left="0" w:right="0" w:firstLine="0"/>
-        <w:rPr>
-          <w:color w:val="0F0F0F"/>
-          <w:sz w:val="30"/>
-          <w:szCs w:val="30"/>
-        </w:rPr>
-      </w:pPr>
-      <w:r>
-        <w:rPr>
-          <w:rFonts w:hint="eastAsia"/>
-          <w:color w:val="0F0F0F"/>
-          <w:sz w:val="30"/>
-          <w:szCs w:val="30"/>
-        </w:rPr>
-        <w:t>梧桐樹，三更雨，</w:t>
-      </w:r>
-      <w:proofErr w:type="gramStart"/>
-      <w:r>
-        <w:rPr>
-          <w:rFonts w:hint="eastAsia"/>
-          <w:color w:val="0F0F0F"/>
-          <w:sz w:val="30"/>
-          <w:szCs w:val="30"/>
-        </w:rPr>
-        <w:t>不道離情正</w:t>
-      </w:r>
-      <w:proofErr w:type="gramEnd"/>
-      <w:r>
-        <w:rPr>
-          <w:rFonts w:hint="eastAsia"/>
-          <w:color w:val="0F0F0F"/>
-          <w:sz w:val="30"/>
-          <w:szCs w:val="30"/>
-        </w:rPr>
-        <w:t>苦。一葉</w:t>
-      </w:r>
-      <w:proofErr w:type="gramStart"/>
-      <w:r>
-        <w:rPr>
-          <w:rFonts w:hint="eastAsia"/>
-          <w:color w:val="0F0F0F"/>
-          <w:sz w:val="30"/>
-          <w:szCs w:val="30"/>
-        </w:rPr>
-        <w:t>葉</w:t>
-      </w:r>
-      <w:proofErr w:type="gramEnd"/>
-      <w:r>
-        <w:rPr>
-          <w:rFonts w:hint="eastAsia"/>
-          <w:color w:val="0F0F0F"/>
-          <w:sz w:val="30"/>
-          <w:szCs w:val="30"/>
-        </w:rPr>
-        <w:t>，一聲聲，</w:t>
-      </w:r>
-      <w:proofErr w:type="gramStart"/>
-      <w:r>
-        <w:rPr>
-          <w:rFonts w:hint="eastAsia"/>
-          <w:color w:val="0F0F0F"/>
-          <w:sz w:val="30"/>
-          <w:szCs w:val="30"/>
-        </w:rPr>
-        <w:t>空階滴</w:t>
-      </w:r>
-      <w:proofErr w:type="gramEnd"/>
-      <w:r>
-        <w:rPr>
-          <w:rFonts w:hint="eastAsia"/>
-          <w:color w:val="0F0F0F"/>
-          <w:sz w:val="30"/>
-          <w:szCs w:val="30"/>
-        </w:rPr>
-        <w:t>到明。</w:t>
+        <w:t>梧桐樹，三更雨，不道離情正苦。一葉葉，一聲聲，空階滴到明。</w:t>
       </w:r>
     </w:p>
     <w:p>
@@ -244,6 +113,7 @@
         </w:numPr>
         <w:spacing w:after="0" w:line="400" w:lineRule="exact"/>
         <w:ind w:leftChars="0" w:left="284" w:right="0" w:hanging="284"/>
+        <w:jc w:val="both"/>
         <w:rPr>
           <w:color w:val="0F0F0F"/>
           <w:szCs w:val="28"/>
@@ -255,50 +125,14 @@
           <w:color w:val="0F0F0F"/>
           <w:szCs w:val="28"/>
         </w:rPr>
-        <w:t>更</w:t>
-      </w:r>
-      <w:r>
-        <w:rPr>
-          <w:rFonts w:hint="eastAsia"/>
+        <w:t>畫堂：</w:t>
+      </w:r>
+      <w:r>
+        <w:rPr>
           <w:color w:val="0F0F0F"/>
           <w:szCs w:val="28"/>
         </w:rPr>
-        <w:t>漏子：詞牌名。它類似淵源於</w:t>
-      </w:r>
-      <w:r>
-        <w:rPr>
-          <w:rFonts w:hint="eastAsia"/>
-          <w:color w:val="0F0F0F"/>
-          <w:szCs w:val="28"/>
-          <w:u w:val="single"/>
-        </w:rPr>
-        <w:t>歐洲</w:t>
-      </w:r>
-      <w:r>
-        <w:rPr>
-          <w:rFonts w:hint="eastAsia"/>
-          <w:color w:val="0F0F0F"/>
-          <w:szCs w:val="28"/>
-        </w:rPr>
-        <w:t>中世紀</w:t>
-      </w:r>
-      <w:hyperlink r:id="rId8" w:history="1">
-        <w:r>
-          <w:rPr>
-            <w:rStyle w:val="a7"/>
-            <w:rFonts w:hint="eastAsia"/>
-            <w:szCs w:val="28"/>
-          </w:rPr>
-          <w:t>騎士文學</w:t>
-        </w:r>
-      </w:hyperlink>
-      <w:r>
-        <w:rPr>
-          <w:rFonts w:hint="eastAsia"/>
-          <w:color w:val="0F0F0F"/>
-          <w:szCs w:val="28"/>
-        </w:rPr>
-        <w:t>的《小夜曲》，歌唱的是午夜情事。</w:t>
+        <w:t>彩繪華麗的堂屋、廳堂。多指富貴人家裝飾精美的居室。</w:t>
       </w:r>
     </w:p>
     <w:p>
@@ -310,28 +144,33 @@
         </w:numPr>
         <w:spacing w:after="0" w:line="400" w:lineRule="exact"/>
         <w:ind w:leftChars="0" w:left="284" w:right="0" w:hanging="284"/>
+        <w:jc w:val="both"/>
         <w:rPr>
           <w:color w:val="0F0F0F"/>
           <w:szCs w:val="28"/>
         </w:rPr>
       </w:pPr>
-      <w:proofErr w:type="gramStart"/>
       <w:r>
         <w:rPr>
           <w:rFonts w:hint="eastAsia"/>
           <w:color w:val="0F0F0F"/>
           <w:szCs w:val="28"/>
         </w:rPr>
-        <w:t>畫堂</w:t>
-      </w:r>
-      <w:proofErr w:type="gramEnd"/>
-      <w:r>
-        <w:rPr>
-          <w:rFonts w:hint="eastAsia"/>
+        <w:t>鬢雲</w:t>
+      </w:r>
+      <w:r>
+        <w:rPr>
           <w:color w:val="0F0F0F"/>
           <w:szCs w:val="28"/>
         </w:rPr>
-        <w:t>：華麗的內室。</w:t>
+        <w:t>：</w:t>
+      </w:r>
+      <w:r>
+        <w:rPr>
+          <w:color w:val="0F0F0F"/>
+          <w:szCs w:val="28"/>
+        </w:rPr>
+        <w:t>形容女子烏黑濃密、如雲般蓬鬆美麗的鬢髮。</w:t>
       </w:r>
     </w:p>
     <w:p>
@@ -343,27 +182,58 @@
         </w:numPr>
         <w:spacing w:after="0" w:line="400" w:lineRule="exact"/>
         <w:ind w:leftChars="0" w:left="284" w:right="0" w:hanging="284"/>
+        <w:jc w:val="both"/>
         <w:rPr>
           <w:color w:val="0F0F0F"/>
           <w:szCs w:val="28"/>
         </w:rPr>
       </w:pPr>
-      <w:proofErr w:type="gramStart"/>
       <w:r>
         <w:rPr>
           <w:rFonts w:hint="eastAsia"/>
           <w:color w:val="0F0F0F"/>
           <w:szCs w:val="28"/>
         </w:rPr>
-        <w:t>鬢雲</w:t>
-      </w:r>
-      <w:proofErr w:type="gramEnd"/>
-      <w:r>
-        <w:rPr>
+        <w:t>衾</w:t>
+      </w:r>
+      <w:r>
+        <w:rPr>
+          <w:rFonts w:hint="eastAsia"/>
           <w:color w:val="0F0F0F"/>
           <w:szCs w:val="28"/>
         </w:rPr>
-        <w:t>：鬢髮如雲。</w:t>
+        <w:t>(</w:t>
+      </w:r>
+      <w:r>
+        <w:rPr>
+          <w:rFonts w:hint="eastAsia"/>
+          <w:color w:val="FF0000"/>
+          <w:sz w:val="16"/>
+          <w:szCs w:val="16"/>
+        </w:rPr>
+        <w:t>ㄑㄧㄣ</w:t>
+      </w:r>
+      <w:r>
+        <w:rPr>
+          <w:rFonts w:hint="eastAsia"/>
+          <w:color w:val="0F0F0F"/>
+          <w:szCs w:val="28"/>
+        </w:rPr>
+        <w:t>)</w:t>
+      </w:r>
+      <w:r>
+        <w:rPr>
+          <w:color w:val="0F0F0F"/>
+          <w:szCs w:val="28"/>
+        </w:rPr>
+        <w:t>：</w:t>
+      </w:r>
+      <w:r>
+        <w:rPr>
+          <w:color w:val="0F0F0F"/>
+          <w:szCs w:val="28"/>
+        </w:rPr>
+        <w:t>被子。詞中指寒夜裡孤單蓋的被褥。</w:t>
       </w:r>
     </w:p>
     <w:p>
@@ -375,73 +245,35 @@
         </w:numPr>
         <w:spacing w:after="0" w:line="400" w:lineRule="exact"/>
         <w:ind w:leftChars="0" w:left="284" w:right="0" w:hanging="284"/>
+        <w:jc w:val="both"/>
         <w:rPr>
           <w:color w:val="0F0F0F"/>
           <w:szCs w:val="28"/>
         </w:rPr>
       </w:pPr>
-      <w:proofErr w:type="gramStart"/>
       <w:r>
         <w:rPr>
           <w:rFonts w:hint="eastAsia"/>
           <w:color w:val="0F0F0F"/>
           <w:szCs w:val="28"/>
         </w:rPr>
-        <w:t>衾</w:t>
-      </w:r>
-      <w:proofErr w:type="gramEnd"/>
-      <w:r>
-        <w:rPr>
-          <w:rFonts w:hint="eastAsia"/>
+        <w:t>梧桐：</w:t>
+      </w:r>
+      <w:r>
+        <w:rPr>
           <w:color w:val="0F0F0F"/>
           <w:szCs w:val="28"/>
         </w:rPr>
-        <w:t>(</w:t>
-      </w:r>
-      <w:proofErr w:type="gramStart"/>
-      <w:r>
-        <w:rPr>
-          <w:rFonts w:hint="eastAsia"/>
-          <w:color w:val="FF0000"/>
-          <w:sz w:val="16"/>
-          <w:szCs w:val="16"/>
-        </w:rPr>
-        <w:t>ㄑㄧㄣ</w:t>
-      </w:r>
-      <w:proofErr w:type="gramEnd"/>
+        <w:t>植物名。落葉喬木，樹皮平滑。古人常藉梧桐夜雨來烘托淒清寂寞的秋意與離愁。</w:t>
+      </w:r>
       <w:r>
         <w:rPr>
           <w:rFonts w:hint="eastAsia"/>
           <w:color w:val="0F0F0F"/>
           <w:szCs w:val="28"/>
         </w:rPr>
-        <w:t>)</w:t>
-      </w:r>
-      <w:r>
-        <w:rPr>
-          <w:color w:val="0F0F0F"/>
-          <w:szCs w:val="28"/>
-        </w:rPr>
-        <w:t>：</w:t>
-      </w:r>
-      <w:r>
-        <w:rPr>
-          <w:rFonts w:hint="eastAsia"/>
-          <w:color w:val="0F0F0F"/>
-          <w:szCs w:val="28"/>
-        </w:rPr>
-        <w:t>大被子。【例】布</w:t>
-      </w:r>
-      <w:proofErr w:type="gramStart"/>
-      <w:r>
-        <w:rPr>
-          <w:rFonts w:hint="eastAsia"/>
-          <w:color w:val="0F0F0F"/>
-          <w:szCs w:val="28"/>
-        </w:rPr>
-        <w:t>衾</w:t>
-      </w:r>
-      <w:proofErr w:type="gramEnd"/>
+        <w:t>古人以為是鳳凰棲止之木。</w:t>
+      </w:r>
     </w:p>
     <w:p>
       <w:pPr>
@@ -452,7 +284,9 @@
         </w:numPr>
         <w:spacing w:after="0" w:line="400" w:lineRule="exact"/>
         <w:ind w:leftChars="0" w:left="284" w:right="0" w:hanging="284"/>
-        <w:rPr>
+        <w:jc w:val="both"/>
+        <w:rPr>
+          <w:rFonts w:cs="新細明體"/>
           <w:color w:val="0F0F0F"/>
           <w:szCs w:val="28"/>
         </w:rPr>
@@ -463,65 +297,21 @@
           <w:color w:val="0F0F0F"/>
           <w:szCs w:val="28"/>
         </w:rPr>
-        <w:t>梧桐：落葉喬木，古人以為是</w:t>
-      </w:r>
-      <w:proofErr w:type="gramStart"/>
-      <w:r>
-        <w:rPr>
-          <w:rFonts w:hint="eastAsia"/>
+        <w:t>不道：</w:t>
+      </w:r>
+      <w:r>
+        <w:rPr>
           <w:color w:val="0F0F0F"/>
           <w:szCs w:val="28"/>
         </w:rPr>
-        <w:t>鳳凰棲止之</w:t>
-      </w:r>
-      <w:proofErr w:type="gramEnd"/>
-      <w:r>
-        <w:rPr>
-          <w:rFonts w:hint="eastAsia"/>
-          <w:color w:val="0F0F0F"/>
-          <w:szCs w:val="28"/>
-        </w:rPr>
-        <w:t>木。</w:t>
+        <w:t>不料、不知道，或「不管」、「不解」。此處指秋雨無情，不體諒、不了解離人內心的痛苦。</w:t>
       </w:r>
     </w:p>
     <w:p>
       <w:pPr>
-        <w:pStyle w:val="a9"/>
-        <w:numPr>
-          <w:ilvl w:val="0"/>
-          <w:numId w:val="21"/>
-        </w:numPr>
-        <w:spacing w:after="0" w:line="400" w:lineRule="exact"/>
-        <w:ind w:leftChars="0" w:left="284" w:right="0" w:hanging="284"/>
-        <w:rPr>
-          <w:rFonts w:cs="新細明體"/>
-          <w:color w:val="0F0F0F"/>
-          <w:szCs w:val="28"/>
-        </w:rPr>
-      </w:pPr>
-      <w:proofErr w:type="gramStart"/>
-      <w:r>
-        <w:rPr>
-          <w:rFonts w:hint="eastAsia"/>
-          <w:color w:val="0F0F0F"/>
-          <w:szCs w:val="28"/>
-        </w:rPr>
-        <w:t>不</w:t>
-      </w:r>
-      <w:proofErr w:type="gramEnd"/>
-      <w:r>
-        <w:rPr>
-          <w:rFonts w:hint="eastAsia"/>
-          <w:color w:val="0F0F0F"/>
-          <w:szCs w:val="28"/>
-        </w:rPr>
-        <w:t>道：不管、不理會的意思。</w:t>
-      </w:r>
-    </w:p>
-    <w:p>
-      <w:pPr>
         <w:spacing w:beforeLines="50" w:before="120" w:after="0" w:line="400" w:lineRule="exact"/>
         <w:ind w:left="0" w:right="0" w:firstLine="0"/>
+        <w:jc w:val="both"/>
       </w:pPr>
       <w:r>
         <w:rPr>
@@ -531,15 +321,16 @@
         </w:rPr>
         <w:t>語譯</w:t>
       </w:r>
-      <w:hyperlink r:id="rId9" w:tgtFrame="_blank" w:history="1"/>
+      <w:hyperlink r:id="rId8" w:tgtFrame="_blank" w:history="1"/>
+      <w:hyperlink r:id="rId9" w:history="1"/>
       <w:hyperlink r:id="rId10" w:history="1"/>
       <w:hyperlink r:id="rId11" w:history="1"/>
-      <w:hyperlink r:id="rId12" w:history="1"/>
     </w:p>
     <w:p>
       <w:pPr>
         <w:spacing w:after="0" w:line="400" w:lineRule="exact"/>
         <w:ind w:left="0" w:right="0" w:firstLine="0"/>
+        <w:jc w:val="both"/>
         <w:rPr>
           <w:szCs w:val="28"/>
         </w:rPr>
@@ -556,23 +347,7 @@
           <w:rFonts w:hint="eastAsia"/>
           <w:szCs w:val="28"/>
         </w:rPr>
-        <w:t>精緻</w:t>
-      </w:r>
-      <w:proofErr w:type="gramStart"/>
-      <w:r>
-        <w:rPr>
-          <w:rFonts w:hint="eastAsia"/>
-          <w:szCs w:val="28"/>
-        </w:rPr>
-        <w:t>的玉爐裡</w:t>
-      </w:r>
-      <w:proofErr w:type="gramEnd"/>
-      <w:r>
-        <w:rPr>
-          <w:rFonts w:hint="eastAsia"/>
-          <w:szCs w:val="28"/>
-        </w:rPr>
-        <w:t>飄散著</w:t>
+        <w:t>精緻的玉爐裡飄散著</w:t>
       </w:r>
       <w:r>
         <w:rPr>
@@ -588,61 +363,14 @@
           <w:rFonts w:hint="eastAsia"/>
           <w:szCs w:val="28"/>
         </w:rPr>
-        <w:t>，紅色的蠟燭</w:t>
-      </w:r>
-      <w:proofErr w:type="gramStart"/>
-      <w:r>
-        <w:rPr>
-          <w:rFonts w:hint="eastAsia"/>
-          <w:szCs w:val="28"/>
-        </w:rPr>
-        <w:t>滴落著</w:t>
-      </w:r>
-      <w:proofErr w:type="gramEnd"/>
-      <w:r>
-        <w:rPr>
-          <w:rFonts w:hint="eastAsia"/>
-          <w:szCs w:val="28"/>
-        </w:rPr>
-        <w:t>點點燭淚；這明滅的燭光，偏偏無情地照亮了這</w:t>
-      </w:r>
-      <w:proofErr w:type="gramStart"/>
-      <w:r>
-        <w:rPr>
-          <w:rFonts w:hint="eastAsia"/>
-          <w:szCs w:val="28"/>
-        </w:rPr>
-        <w:t>華麗畫堂中</w:t>
-      </w:r>
-      <w:proofErr w:type="gramEnd"/>
-      <w:r>
-        <w:rPr>
-          <w:rFonts w:hint="eastAsia"/>
-          <w:szCs w:val="28"/>
-        </w:rPr>
-        <w:t>、正滿懷</w:t>
-      </w:r>
-      <w:proofErr w:type="gramStart"/>
-      <w:r>
-        <w:rPr>
-          <w:rFonts w:hint="eastAsia"/>
-          <w:szCs w:val="28"/>
-        </w:rPr>
-        <w:t>秋日愁思</w:t>
-      </w:r>
-      <w:proofErr w:type="gramEnd"/>
-      <w:r>
-        <w:rPr>
-          <w:rFonts w:hint="eastAsia"/>
-          <w:szCs w:val="28"/>
-        </w:rPr>
-        <w:t>的寂寞女子。</w:t>
+        <w:t>，紅色的蠟燭滴落著點點燭淚；這明滅的燭光，偏偏無情地照亮了這華麗畫堂中、正滿懷秋日愁思的寂寞女子。</w:t>
       </w:r>
     </w:p>
     <w:p>
       <w:pPr>
         <w:spacing w:after="0" w:line="400" w:lineRule="exact"/>
         <w:ind w:left="0" w:right="0" w:firstLine="0"/>
+        <w:jc w:val="both"/>
         <w:rPr>
           <w:szCs w:val="28"/>
         </w:rPr>
@@ -659,17 +387,8 @@
           <w:rFonts w:hint="eastAsia"/>
           <w:szCs w:val="28"/>
         </w:rPr>
-        <w:t>她</w:t>
-      </w:r>
-      <w:proofErr w:type="gramStart"/>
-      <w:r>
-        <w:rPr>
-          <w:rFonts w:hint="eastAsia"/>
-          <w:szCs w:val="28"/>
-        </w:rPr>
-        <w:t>因愁思</w:t>
-      </w:r>
-      <w:proofErr w:type="gramEnd"/>
+        <w:t>她因愁思</w:t>
+      </w:r>
       <w:r>
         <w:rPr>
           <w:rFonts w:hint="eastAsia"/>
@@ -686,7 +405,6 @@
         </w:rPr>
         <w:t>，清晨描畫的</w:t>
       </w:r>
-      <w:proofErr w:type="gramStart"/>
       <w:r>
         <w:rPr>
           <w:rFonts w:hint="eastAsia"/>
@@ -701,23 +419,7 @@
           <w:rFonts w:hint="eastAsia"/>
           <w:szCs w:val="28"/>
         </w:rPr>
-        <w:t>此時</w:t>
-      </w:r>
-      <w:proofErr w:type="gramEnd"/>
-      <w:r>
-        <w:rPr>
-          <w:rFonts w:hint="eastAsia"/>
-          <w:szCs w:val="28"/>
-        </w:rPr>
-        <w:t>已經淡薄，如雲的鬢髮也早已散亂；在</w:t>
-      </w:r>
-      <w:proofErr w:type="gramStart"/>
-      <w:r>
-        <w:rPr>
-          <w:rFonts w:hint="eastAsia"/>
-          <w:szCs w:val="28"/>
-        </w:rPr>
-        <w:t>這漫</w:t>
+        <w:t>此時已經淡薄，如雲的鬢髮也早已散亂；在這漫</w:t>
       </w:r>
       <w:r>
         <w:rPr>
@@ -735,7 +437,6 @@
         </w:rPr>
         <w:t>ㄇㄢˋ</w:t>
       </w:r>
-      <w:proofErr w:type="gramEnd"/>
       <w:r>
         <w:rPr>
           <w:rFonts w:hint="eastAsia"/>
@@ -757,7 +458,6 @@
         </w:rPr>
         <w:t>(</w:t>
       </w:r>
-      <w:proofErr w:type="gramStart"/>
       <w:r>
         <w:rPr>
           <w:rFonts w:hint="eastAsia"/>
@@ -767,7 +467,6 @@
         </w:rPr>
         <w:t>ㄖㄨˋ</w:t>
       </w:r>
-      <w:proofErr w:type="gramEnd"/>
       <w:r>
         <w:rPr>
           <w:rFonts w:hint="eastAsia"/>
@@ -787,6 +486,7 @@
       <w:pPr>
         <w:spacing w:after="0" w:line="400" w:lineRule="exact"/>
         <w:ind w:left="0" w:right="0" w:firstLine="0"/>
+        <w:jc w:val="both"/>
         <w:rPr>
           <w:szCs w:val="28"/>
         </w:rPr>
@@ -810,8 +510,8 @@
       <w:pPr>
         <w:spacing w:after="0" w:line="400" w:lineRule="exact"/>
         <w:ind w:left="0" w:right="0" w:firstLine="0"/>
-        <w:rPr>
-          <w:rFonts w:hint="eastAsia"/>
+        <w:jc w:val="both"/>
+        <w:rPr>
           <w:szCs w:val="28"/>
         </w:rPr>
       </w:pPr>
@@ -879,39 +579,7 @@
           <w:rFonts w:hint="eastAsia"/>
           <w:szCs w:val="28"/>
         </w:rPr>
-        <w:t>的《更漏子·玉爐香》是</w:t>
-      </w:r>
-      <w:proofErr w:type="gramStart"/>
-      <w:r>
-        <w:rPr>
-          <w:rFonts w:hint="eastAsia"/>
-          <w:szCs w:val="28"/>
-        </w:rPr>
-        <w:t>一首言情</w:t>
-      </w:r>
-      <w:proofErr w:type="gramEnd"/>
-      <w:r>
-        <w:rPr>
-          <w:rFonts w:hint="eastAsia"/>
-          <w:szCs w:val="28"/>
-        </w:rPr>
-        <w:t>深摯的閨怨詞，</w:t>
-      </w:r>
-      <w:proofErr w:type="gramStart"/>
-      <w:r>
-        <w:rPr>
-          <w:rFonts w:hint="eastAsia"/>
-          <w:szCs w:val="28"/>
-        </w:rPr>
-        <w:t>全詞以</w:t>
-      </w:r>
-      <w:proofErr w:type="gramEnd"/>
-      <w:r>
-        <w:rPr>
-          <w:rFonts w:hint="eastAsia"/>
-          <w:szCs w:val="28"/>
-        </w:rPr>
-        <w:t>細膩的筆觸與層層遞進的意象，描繪了一位女子在深秋之夜的孤寂與思念之苦。</w:t>
+        <w:t>的《更漏子·玉爐香》是一首言情深摯的閨怨詞，全詞以細膩的筆觸與層層遞進的意象，描繪了一位女子在深秋之夜的孤寂與思念之苦。</w:t>
       </w:r>
     </w:p>
     <w:p>
@@ -935,17 +603,8 @@
           <w:rFonts w:hint="eastAsia"/>
           <w:szCs w:val="28"/>
         </w:rPr>
-        <w:t>上</w:t>
-      </w:r>
-      <w:proofErr w:type="gramStart"/>
-      <w:r>
-        <w:rPr>
-          <w:rFonts w:hint="eastAsia"/>
-          <w:szCs w:val="28"/>
-        </w:rPr>
-        <w:t>闋著</w:t>
-      </w:r>
-      <w:proofErr w:type="gramEnd"/>
+        <w:t>上闋著</w:t>
+      </w:r>
       <w:r>
         <w:rPr>
           <w:rFonts w:hint="eastAsia"/>
@@ -953,7 +612,6 @@
         </w:rPr>
         <w:t>(</w:t>
       </w:r>
-      <w:proofErr w:type="gramStart"/>
       <w:r>
         <w:rPr>
           <w:rFonts w:hint="eastAsia"/>
@@ -963,7 +621,6 @@
         </w:rPr>
         <w:t>ㄓㄨㄛˊ</w:t>
       </w:r>
-      <w:proofErr w:type="gramEnd"/>
       <w:r>
         <w:rPr>
           <w:rFonts w:hint="eastAsia"/>
@@ -976,55 +633,7 @@
           <w:rFonts w:hint="eastAsia"/>
           <w:szCs w:val="28"/>
         </w:rPr>
-        <w:t>重於室內環境的渲染與女子容貌的刻畫，營造出冷清的氛圍。「</w:t>
-      </w:r>
-      <w:proofErr w:type="gramStart"/>
-      <w:r>
-        <w:rPr>
-          <w:rFonts w:hint="eastAsia"/>
-          <w:szCs w:val="28"/>
-        </w:rPr>
-        <w:t>玉爐香</w:t>
-      </w:r>
-      <w:proofErr w:type="gramEnd"/>
-      <w:r>
-        <w:rPr>
-          <w:rFonts w:hint="eastAsia"/>
-          <w:szCs w:val="28"/>
-        </w:rPr>
-        <w:t>，紅</w:t>
-      </w:r>
-      <w:proofErr w:type="gramStart"/>
-      <w:r>
-        <w:rPr>
-          <w:rFonts w:hint="eastAsia"/>
-          <w:szCs w:val="28"/>
-        </w:rPr>
-        <w:t>蠟淚，偏照畫堂</w:t>
-      </w:r>
-      <w:proofErr w:type="gramEnd"/>
-      <w:r>
-        <w:rPr>
-          <w:rFonts w:hint="eastAsia"/>
-          <w:szCs w:val="28"/>
-        </w:rPr>
-        <w:t>秋思」，詞人開篇即以「</w:t>
-      </w:r>
-      <w:proofErr w:type="gramStart"/>
-      <w:r>
-        <w:rPr>
-          <w:rFonts w:hint="eastAsia"/>
-          <w:szCs w:val="28"/>
-        </w:rPr>
-        <w:t>玉爐</w:t>
-      </w:r>
-      <w:proofErr w:type="gramEnd"/>
-      <w:r>
-        <w:rPr>
-          <w:rFonts w:hint="eastAsia"/>
-          <w:szCs w:val="28"/>
-        </w:rPr>
-        <w:t>」與「紅蠟」對舉。香煙裊裊，蠟燭流淚，這不僅是室內景物的描寫，更是女子內心愁苦的象徵。一個「偏」字，寫出了女子對蠟燭「無情卻似有情」的</w:t>
+        <w:t>重於室內環境的渲染與女子容貌的刻畫，營造出冷清的氛圍。「玉爐香，紅蠟淚，偏照畫堂秋思」，詞人開篇即以「玉爐」與「紅蠟」對舉。香煙裊裊，蠟燭流淚，這不僅是室內景物的描寫，更是女子內心愁苦的象徵。一個「偏」字，寫出了女子對蠟燭「無情卻似有情」的</w:t>
       </w:r>
       <w:r>
         <w:rPr>
@@ -1033,9 +642,15 @@
           <w:bCs/>
           <w:szCs w:val="28"/>
         </w:rPr>
-        <w:t>怨</w:t>
-      </w:r>
-      <w:proofErr w:type="gramStart"/>
+        <w:t>怨悱</w:t>
+      </w:r>
+      <w:r>
+        <w:rPr>
+          <w:rFonts w:hint="eastAsia"/>
+          <w:szCs w:val="28"/>
+        </w:rPr>
+        <w:t>，彷彿那燭光是故意照亮這滿堂的秋思，加深了她的痛苦。「眉翠薄，鬢雲殘，夜長衾枕寒」，則由景入人。女子因愁思輾轉反側，致使晨起精心描畫的</w:t>
+      </w:r>
       <w:r>
         <w:rPr>
           <w:rFonts w:hint="eastAsia"/>
@@ -1043,88 +658,6 @@
           <w:bCs/>
           <w:szCs w:val="28"/>
         </w:rPr>
-        <w:t>悱</w:t>
-      </w:r>
-      <w:proofErr w:type="gramEnd"/>
-      <w:r>
-        <w:rPr>
-          <w:rFonts w:hint="eastAsia"/>
-          <w:szCs w:val="28"/>
-        </w:rPr>
-        <w:t>，彷彿那燭光是故意照亮這滿堂的秋思，加深了她的痛苦。「</w:t>
-      </w:r>
-      <w:proofErr w:type="gramStart"/>
-      <w:r>
-        <w:rPr>
-          <w:rFonts w:hint="eastAsia"/>
-          <w:szCs w:val="28"/>
-        </w:rPr>
-        <w:t>眉翠薄，鬢雲殘</w:t>
-      </w:r>
-      <w:proofErr w:type="gramEnd"/>
-      <w:r>
-        <w:rPr>
-          <w:rFonts w:hint="eastAsia"/>
-          <w:szCs w:val="28"/>
-        </w:rPr>
-        <w:t>，夜長</w:t>
-      </w:r>
-      <w:proofErr w:type="gramStart"/>
-      <w:r>
-        <w:rPr>
-          <w:rFonts w:hint="eastAsia"/>
-          <w:szCs w:val="28"/>
-        </w:rPr>
-        <w:t>衾枕寒</w:t>
-      </w:r>
-      <w:proofErr w:type="gramEnd"/>
-      <w:r>
-        <w:rPr>
-          <w:rFonts w:hint="eastAsia"/>
-          <w:szCs w:val="28"/>
-        </w:rPr>
-        <w:t>」，則</w:t>
-      </w:r>
-      <w:proofErr w:type="gramStart"/>
-      <w:r>
-        <w:rPr>
-          <w:rFonts w:hint="eastAsia"/>
-          <w:szCs w:val="28"/>
-        </w:rPr>
-        <w:t>由景入人</w:t>
-      </w:r>
-      <w:proofErr w:type="gramEnd"/>
-      <w:r>
-        <w:rPr>
-          <w:rFonts w:hint="eastAsia"/>
-          <w:szCs w:val="28"/>
-        </w:rPr>
-        <w:t>。女子</w:t>
-      </w:r>
-      <w:proofErr w:type="gramStart"/>
-      <w:r>
-        <w:rPr>
-          <w:rFonts w:hint="eastAsia"/>
-          <w:szCs w:val="28"/>
-        </w:rPr>
-        <w:t>因愁思</w:t>
-      </w:r>
-      <w:proofErr w:type="gramEnd"/>
-      <w:r>
-        <w:rPr>
-          <w:rFonts w:hint="eastAsia"/>
-          <w:szCs w:val="28"/>
-        </w:rPr>
-        <w:t>輾轉反側，致使晨起精心描畫的</w:t>
-      </w:r>
-      <w:proofErr w:type="gramStart"/>
-      <w:r>
-        <w:rPr>
-          <w:rFonts w:hint="eastAsia"/>
-          <w:b/>
-          <w:bCs/>
-          <w:szCs w:val="28"/>
-        </w:rPr>
         <w:t>眉翠</w:t>
       </w:r>
       <w:r>
@@ -1132,31 +665,7 @@
           <w:rFonts w:hint="eastAsia"/>
           <w:szCs w:val="28"/>
         </w:rPr>
-        <w:t>已經</w:t>
-      </w:r>
-      <w:proofErr w:type="gramEnd"/>
-      <w:r>
-        <w:rPr>
-          <w:rFonts w:hint="eastAsia"/>
-          <w:szCs w:val="28"/>
-        </w:rPr>
-        <w:t>淡薄，如雲的鬢髮也已凌亂。夜深人靜，</w:t>
-      </w:r>
-      <w:proofErr w:type="gramStart"/>
-      <w:r>
-        <w:rPr>
-          <w:rFonts w:hint="eastAsia"/>
-          <w:szCs w:val="28"/>
-        </w:rPr>
-        <w:t>被枕俱冷</w:t>
-      </w:r>
-      <w:proofErr w:type="gramEnd"/>
-      <w:r>
-        <w:rPr>
-          <w:rFonts w:hint="eastAsia"/>
-          <w:szCs w:val="28"/>
-        </w:rPr>
-        <w:t>，一個「寒」字，既是身體的真實感受，更是內心孤寂的寫照，點明了「夜長」難熬的煎熬。</w:t>
+        <w:t>已經淡薄，如雲的鬢髮也已凌亂。夜深人靜，被枕俱冷，一個「寒」字，既是身體的真實感受，更是內心孤寂的寫照，點明了「夜長」難熬的煎熬。</w:t>
       </w:r>
     </w:p>
     <w:p>
@@ -1180,119 +689,7 @@
           <w:rFonts w:hint="eastAsia"/>
           <w:szCs w:val="28"/>
         </w:rPr>
-        <w:t>下</w:t>
-      </w:r>
-      <w:proofErr w:type="gramStart"/>
-      <w:r>
-        <w:rPr>
-          <w:rFonts w:hint="eastAsia"/>
-          <w:szCs w:val="28"/>
-        </w:rPr>
-        <w:t>闋</w:t>
-      </w:r>
-      <w:proofErr w:type="gramEnd"/>
-      <w:r>
-        <w:rPr>
-          <w:rFonts w:hint="eastAsia"/>
-          <w:szCs w:val="28"/>
-        </w:rPr>
-        <w:t>將焦點轉向室外，通過聽覺將閨怨之情推向高潮。「梧桐樹，三更雨，</w:t>
-      </w:r>
-      <w:proofErr w:type="gramStart"/>
-      <w:r>
-        <w:rPr>
-          <w:rFonts w:hint="eastAsia"/>
-          <w:szCs w:val="28"/>
-        </w:rPr>
-        <w:t>不道離情正</w:t>
-      </w:r>
-      <w:proofErr w:type="gramEnd"/>
-      <w:r>
-        <w:rPr>
-          <w:rFonts w:hint="eastAsia"/>
-          <w:szCs w:val="28"/>
-        </w:rPr>
-        <w:t>苦」，秋夜三更，細雨綿綿，打在梧桐葉上。那無情的秋雨，似乎不懂得人間的離別之苦，依舊自顧自</w:t>
-      </w:r>
-      <w:proofErr w:type="gramStart"/>
-      <w:r>
-        <w:rPr>
-          <w:rFonts w:hint="eastAsia"/>
-          <w:szCs w:val="28"/>
-        </w:rPr>
-        <w:t>地下著</w:t>
-      </w:r>
-      <w:proofErr w:type="gramEnd"/>
-      <w:r>
-        <w:rPr>
-          <w:rFonts w:hint="eastAsia"/>
-          <w:szCs w:val="28"/>
-        </w:rPr>
-        <w:t>。這種「物自無情而人自多情」的對比，更顯出</w:t>
-      </w:r>
-      <w:proofErr w:type="gramStart"/>
-      <w:r>
-        <w:rPr>
-          <w:rFonts w:hint="eastAsia"/>
-          <w:szCs w:val="28"/>
-        </w:rPr>
-        <w:t>離情的沉重</w:t>
-      </w:r>
-      <w:proofErr w:type="gramEnd"/>
-      <w:r>
-        <w:rPr>
-          <w:rFonts w:hint="eastAsia"/>
-          <w:szCs w:val="28"/>
-        </w:rPr>
-        <w:t>。「一葉</w:t>
-      </w:r>
-      <w:proofErr w:type="gramStart"/>
-      <w:r>
-        <w:rPr>
-          <w:rFonts w:hint="eastAsia"/>
-          <w:szCs w:val="28"/>
-        </w:rPr>
-        <w:t>葉</w:t>
-      </w:r>
-      <w:proofErr w:type="gramEnd"/>
-      <w:r>
-        <w:rPr>
-          <w:rFonts w:hint="eastAsia"/>
-          <w:szCs w:val="28"/>
-        </w:rPr>
-        <w:t>，一聲聲，</w:t>
-      </w:r>
-      <w:proofErr w:type="gramStart"/>
-      <w:r>
-        <w:rPr>
-          <w:rFonts w:hint="eastAsia"/>
-          <w:szCs w:val="28"/>
-        </w:rPr>
-        <w:t>空階滴</w:t>
-      </w:r>
-      <w:proofErr w:type="gramEnd"/>
-      <w:r>
-        <w:rPr>
-          <w:rFonts w:hint="eastAsia"/>
-          <w:szCs w:val="28"/>
-        </w:rPr>
-        <w:t>到明」，此三</w:t>
-      </w:r>
-      <w:proofErr w:type="gramStart"/>
-      <w:r>
-        <w:rPr>
-          <w:rFonts w:hint="eastAsia"/>
-          <w:szCs w:val="28"/>
-        </w:rPr>
-        <w:t>句為全詞的警策</w:t>
-      </w:r>
-      <w:proofErr w:type="gramEnd"/>
-      <w:r>
-        <w:rPr>
-          <w:rFonts w:hint="eastAsia"/>
-          <w:szCs w:val="28"/>
-        </w:rPr>
-        <w:t>之處。詞人連</w:t>
+        <w:t>下闋將焦點轉向室外，通過聽覺將閨怨之情推向高潮。「梧桐樹，三更雨，不道離情正苦」，秋夜三更，細雨綿綿，打在梧桐葉上。那無情的秋雨，似乎不懂得人間的離別之苦，依舊自顧自地下著。這種「物自無情而人自多情」的對比，更顯出離情的沉重。「一葉葉，一聲聲，空階滴到明」，此三句為全詞的警策之處。詞人連</w:t>
       </w:r>
       <w:r>
         <w:rPr>
@@ -1300,119 +697,7 @@
           <w:szCs w:val="28"/>
         </w:rPr>
         <w:lastRenderedPageBreak/>
-        <w:t>用疊字，模擬出雨滴擊打梧桐、</w:t>
-      </w:r>
-      <w:proofErr w:type="gramStart"/>
-      <w:r>
-        <w:rPr>
-          <w:rFonts w:hint="eastAsia"/>
-          <w:szCs w:val="28"/>
-        </w:rPr>
-        <w:t>落入空階的</w:t>
-      </w:r>
-      <w:proofErr w:type="gramEnd"/>
-      <w:r>
-        <w:rPr>
-          <w:rFonts w:hint="eastAsia"/>
-          <w:szCs w:val="28"/>
-        </w:rPr>
-        <w:t>節奏感。那雨聲一聲聲傳</w:t>
-      </w:r>
-      <w:proofErr w:type="gramStart"/>
-      <w:r>
-        <w:rPr>
-          <w:rFonts w:hint="eastAsia"/>
-          <w:szCs w:val="28"/>
-        </w:rPr>
-        <w:t>入耳畔，</w:t>
-      </w:r>
-      <w:proofErr w:type="gramEnd"/>
-      <w:r>
-        <w:rPr>
-          <w:rFonts w:hint="eastAsia"/>
-          <w:szCs w:val="28"/>
-        </w:rPr>
-        <w:t>彷彿每一</w:t>
-      </w:r>
-      <w:proofErr w:type="gramStart"/>
-      <w:r>
-        <w:rPr>
-          <w:rFonts w:hint="eastAsia"/>
-          <w:szCs w:val="28"/>
-        </w:rPr>
-        <w:t>滴都精準</w:t>
-      </w:r>
-      <w:proofErr w:type="gramEnd"/>
-      <w:r>
-        <w:rPr>
-          <w:rFonts w:hint="eastAsia"/>
-          <w:szCs w:val="28"/>
-        </w:rPr>
-        <w:t>地滴</w:t>
-      </w:r>
-      <w:proofErr w:type="gramStart"/>
-      <w:r>
-        <w:rPr>
-          <w:rFonts w:hint="eastAsia"/>
-          <w:szCs w:val="28"/>
-        </w:rPr>
-        <w:t>在思婦的</w:t>
-      </w:r>
-      <w:proofErr w:type="gramEnd"/>
-      <w:r>
-        <w:rPr>
-          <w:rFonts w:hint="eastAsia"/>
-          <w:szCs w:val="28"/>
-        </w:rPr>
-        <w:t>心坎上。庭院寂寞，謂之「</w:t>
-      </w:r>
-      <w:proofErr w:type="gramStart"/>
-      <w:r>
-        <w:rPr>
-          <w:rFonts w:hint="eastAsia"/>
-          <w:szCs w:val="28"/>
-        </w:rPr>
-        <w:t>空階</w:t>
-      </w:r>
-      <w:proofErr w:type="gramEnd"/>
-      <w:r>
-        <w:rPr>
-          <w:rFonts w:hint="eastAsia"/>
-          <w:szCs w:val="28"/>
-        </w:rPr>
-        <w:t>」；時間漫長，直至「到明」。雨聲不停，</w:t>
-      </w:r>
-      <w:proofErr w:type="gramStart"/>
-      <w:r>
-        <w:rPr>
-          <w:rFonts w:hint="eastAsia"/>
-          <w:szCs w:val="28"/>
-        </w:rPr>
-        <w:t>愁思便</w:t>
-      </w:r>
-      <w:proofErr w:type="gramEnd"/>
-      <w:r>
-        <w:rPr>
-          <w:rFonts w:hint="eastAsia"/>
-          <w:szCs w:val="28"/>
-        </w:rPr>
-        <w:t>不斷，將抽象的「離情」具</w:t>
-      </w:r>
-      <w:proofErr w:type="gramStart"/>
-      <w:r>
-        <w:rPr>
-          <w:rFonts w:hint="eastAsia"/>
-          <w:szCs w:val="28"/>
-        </w:rPr>
-        <w:t>象</w:t>
-      </w:r>
-      <w:proofErr w:type="gramEnd"/>
-      <w:r>
-        <w:rPr>
-          <w:rFonts w:hint="eastAsia"/>
-          <w:szCs w:val="28"/>
-        </w:rPr>
-        <w:t>化為徹夜不絕的雨聲，</w:t>
+        <w:t>用疊字，模擬出雨滴擊打梧桐、落入空階的節奏感。那雨聲一聲聲傳入耳畔，彷彿每一滴都精準地滴在思婦的心坎上。庭院寂寞，謂之「空階」；時間漫長，直至「到明」。雨聲不停，愁思便不斷，將抽象的「離情」具象化為徹夜不絕的雨聲，</w:t>
       </w:r>
       <w:r>
         <w:rPr>
@@ -1447,21 +732,12 @@
         </w:rPr>
         <w:t xml:space="preserve">    </w:t>
       </w:r>
-      <w:proofErr w:type="gramStart"/>
-      <w:r>
-        <w:rPr>
-          <w:rFonts w:hint="eastAsia"/>
-          <w:szCs w:val="28"/>
-        </w:rPr>
-        <w:t>縱觀全詞</w:t>
-      </w:r>
-      <w:proofErr w:type="gramEnd"/>
-      <w:r>
-        <w:rPr>
-          <w:rFonts w:hint="eastAsia"/>
-          <w:szCs w:val="28"/>
-        </w:rPr>
-        <w:t>，</w:t>
+      <w:r>
+        <w:rPr>
+          <w:rFonts w:hint="eastAsia"/>
+          <w:szCs w:val="28"/>
+        </w:rPr>
+        <w:t>縱觀全詞，</w:t>
       </w:r>
       <w:r>
         <w:rPr>
@@ -1478,7 +754,6 @@
         </w:rPr>
         <w:t>運用了高超的「</w:t>
       </w:r>
-      <w:proofErr w:type="gramStart"/>
       <w:r>
         <w:rPr>
           <w:rFonts w:hint="eastAsia"/>
@@ -1488,79 +763,13 @@
         </w:rPr>
         <w:t>以景襯情</w:t>
       </w:r>
-      <w:proofErr w:type="gramEnd"/>
-      <w:r>
-        <w:rPr>
-          <w:rFonts w:hint="eastAsia"/>
-          <w:szCs w:val="28"/>
-        </w:rPr>
-        <w:t>」與「動靜相襯」手法。室內的香煙、</w:t>
-      </w:r>
-      <w:proofErr w:type="gramStart"/>
-      <w:r>
-        <w:rPr>
-          <w:rFonts w:hint="eastAsia"/>
-          <w:szCs w:val="28"/>
-        </w:rPr>
-        <w:t>蠟淚</w:t>
-      </w:r>
-      <w:proofErr w:type="gramEnd"/>
-      <w:r>
-        <w:rPr>
-          <w:rFonts w:hint="eastAsia"/>
-          <w:szCs w:val="28"/>
-        </w:rPr>
-        <w:t>，室外的梧桐、秋雨，皆染上了濃厚的悲劇色彩。詞人沒有流</w:t>
-      </w:r>
-      <w:proofErr w:type="gramStart"/>
-      <w:r>
-        <w:rPr>
-          <w:rFonts w:hint="eastAsia"/>
-          <w:szCs w:val="28"/>
-        </w:rPr>
-        <w:t>於直白</w:t>
-      </w:r>
-      <w:proofErr w:type="gramEnd"/>
-      <w:r>
-        <w:rPr>
-          <w:rFonts w:hint="eastAsia"/>
-          <w:szCs w:val="28"/>
-        </w:rPr>
-        <w:t>的痛苦宣</w:t>
-      </w:r>
-      <w:proofErr w:type="gramStart"/>
-      <w:r>
-        <w:rPr>
-          <w:rFonts w:hint="eastAsia"/>
-          <w:szCs w:val="28"/>
-        </w:rPr>
-        <w:t>洩</w:t>
-      </w:r>
-      <w:proofErr w:type="gramEnd"/>
-      <w:r>
-        <w:rPr>
-          <w:rFonts w:hint="eastAsia"/>
-          <w:szCs w:val="28"/>
-        </w:rPr>
-        <w:t>，而是將無限的淒涼寓於「</w:t>
-      </w:r>
-      <w:proofErr w:type="gramStart"/>
-      <w:r>
-        <w:rPr>
-          <w:rFonts w:hint="eastAsia"/>
-          <w:szCs w:val="28"/>
-        </w:rPr>
-        <w:t>空階滴</w:t>
-      </w:r>
-      <w:proofErr w:type="gramEnd"/>
-      <w:r>
-        <w:rPr>
-          <w:rFonts w:hint="eastAsia"/>
-          <w:szCs w:val="28"/>
-        </w:rPr>
-        <w:t>到明」的具體意象中，精緻而深刻，堪稱</w:t>
-      </w:r>
-      <w:proofErr w:type="gramStart"/>
+      <w:r>
+        <w:rPr>
+          <w:rFonts w:hint="eastAsia"/>
+          <w:szCs w:val="28"/>
+        </w:rPr>
+        <w:t>」與「動靜相襯」手法。室內的香煙、蠟淚，室外的梧桐、秋雨，皆染上了濃厚的悲劇色彩。詞人沒有流於直白的痛苦宣洩，而是將無限的淒涼寓於「空階滴到明」的具體意象中，精緻而深刻，堪稱</w:t>
+      </w:r>
       <w:r>
         <w:rPr>
           <w:rFonts w:hint="eastAsia"/>
@@ -1575,15 +784,7 @@
           <w:rFonts w:hint="eastAsia"/>
           <w:szCs w:val="28"/>
         </w:rPr>
-        <w:t>中的</w:t>
-      </w:r>
-      <w:proofErr w:type="gramEnd"/>
-      <w:r>
-        <w:rPr>
-          <w:rFonts w:hint="eastAsia"/>
-          <w:szCs w:val="28"/>
-        </w:rPr>
-        <w:t>頂尖之作。</w:t>
+        <w:t>中的頂尖之作。</w:t>
       </w:r>
     </w:p>
     <w:p>
@@ -1630,7 +831,6 @@
       <w:r>
         <w:t>（</w:t>
       </w:r>
-      <w:proofErr w:type="gramStart"/>
       <w:r>
         <w:rPr>
           <w:color w:val="FF0000"/>
@@ -1639,7 +839,6 @@
         </w:rPr>
         <w:t>ㄋㄧㄠˇ</w:t>
       </w:r>
-      <w:proofErr w:type="gramEnd"/>
       <w:r>
         <w:t>）</w:t>
       </w:r>
@@ -1662,71 +861,7 @@
           <w:rFonts w:hint="eastAsia"/>
           <w:szCs w:val="28"/>
         </w:rPr>
-        <w:t>形容香煙緩慢上升、隨風搖曳、盤旋不散的柔美姿態。在閨怨詩詞中，香煙</w:t>
-      </w:r>
-      <w:proofErr w:type="gramStart"/>
-      <w:r>
-        <w:rPr>
-          <w:rFonts w:hint="eastAsia"/>
-          <w:szCs w:val="28"/>
-        </w:rPr>
-        <w:t>裊裊常</w:t>
-      </w:r>
-      <w:proofErr w:type="gramEnd"/>
-      <w:r>
-        <w:rPr>
-          <w:rFonts w:hint="eastAsia"/>
-          <w:szCs w:val="28"/>
-        </w:rPr>
-        <w:t>與「時間流逝」和「無盡</w:t>
-      </w:r>
-      <w:proofErr w:type="gramStart"/>
-      <w:r>
-        <w:rPr>
-          <w:rFonts w:hint="eastAsia"/>
-          <w:szCs w:val="28"/>
-        </w:rPr>
-        <w:t>的愁思</w:t>
-      </w:r>
-      <w:proofErr w:type="gramEnd"/>
-      <w:r>
-        <w:rPr>
-          <w:rFonts w:hint="eastAsia"/>
-          <w:szCs w:val="28"/>
-        </w:rPr>
-        <w:t>」相連。</w:t>
-      </w:r>
-      <w:proofErr w:type="gramStart"/>
-      <w:r>
-        <w:rPr>
-          <w:rFonts w:hint="eastAsia"/>
-          <w:szCs w:val="28"/>
-        </w:rPr>
-        <w:t>香燃了</w:t>
-      </w:r>
-      <w:proofErr w:type="gramEnd"/>
-      <w:r>
-        <w:rPr>
-          <w:rFonts w:hint="eastAsia"/>
-          <w:szCs w:val="28"/>
-        </w:rPr>
-        <w:t>又冷，煙散了又聚，象徵著女子</w:t>
-      </w:r>
-      <w:proofErr w:type="gramStart"/>
-      <w:r>
-        <w:rPr>
-          <w:rFonts w:hint="eastAsia"/>
-          <w:szCs w:val="28"/>
-        </w:rPr>
-        <w:t>心中剪</w:t>
-      </w:r>
-      <w:proofErr w:type="gramEnd"/>
-      <w:r>
-        <w:rPr>
-          <w:rFonts w:hint="eastAsia"/>
-          <w:szCs w:val="28"/>
-        </w:rPr>
-        <w:t>不斷、理還亂的寂寞與思念，具有一種動態、空靈的悲傷感。</w:t>
+        <w:t>形容香煙緩慢上升、隨風搖曳、盤旋不散的柔美姿態。在閨怨詩詞中，香煙裊裊常與「時間流逝」和「無盡的愁思」相連。香燃了又冷，煙散了又聚，象徵著女子心中剪不斷、理還亂的寂寞與思念，具有一種動態、空靈的悲傷感。</w:t>
       </w:r>
     </w:p>
     <w:p>
@@ -1748,14 +883,7 @@
           <w:rFonts w:hint="eastAsia"/>
           <w:szCs w:val="28"/>
         </w:rPr>
-        <w:t>輾轉反側</w:t>
-      </w:r>
-      <w:r>
-        <w:rPr>
-          <w:rFonts w:hint="eastAsia"/>
-          <w:szCs w:val="28"/>
-        </w:rPr>
-        <w:t>：</w:t>
+        <w:t>輾轉反側：</w:t>
       </w:r>
       <w:r>
         <w:rPr>
@@ -1806,7 +934,6 @@
         </w:rPr>
         <w:t>（</w:t>
       </w:r>
-      <w:proofErr w:type="gramStart"/>
       <w:r>
         <w:rPr>
           <w:rFonts w:hint="eastAsia"/>
@@ -1816,7 +943,6 @@
         </w:rPr>
         <w:t>ㄉㄞˋ</w:t>
       </w:r>
-      <w:proofErr w:type="gramEnd"/>
       <w:r>
         <w:rPr>
           <w:rFonts w:hint="eastAsia"/>
@@ -1838,53 +964,12 @@
         </w:rPr>
         <w:t>：</w:t>
       </w:r>
-      <w:proofErr w:type="gramStart"/>
-      <w:r>
-        <w:rPr>
-          <w:rFonts w:hint="eastAsia"/>
-          <w:szCs w:val="28"/>
-        </w:rPr>
-        <w:t>黛是一種</w:t>
-      </w:r>
-      <w:proofErr w:type="gramEnd"/>
-      <w:r>
-        <w:rPr>
-          <w:rFonts w:hint="eastAsia"/>
-          <w:szCs w:val="28"/>
-        </w:rPr>
-        <w:t>青黑色的顏料，古代女子用它來畫眉。因此「</w:t>
-      </w:r>
-      <w:proofErr w:type="gramStart"/>
-      <w:r>
-        <w:rPr>
-          <w:rFonts w:hint="eastAsia"/>
-          <w:szCs w:val="28"/>
-        </w:rPr>
-        <w:t>黛眉」</w:t>
-      </w:r>
-      <w:proofErr w:type="gramEnd"/>
-      <w:r>
-        <w:rPr>
-          <w:rFonts w:hint="eastAsia"/>
-          <w:szCs w:val="28"/>
-        </w:rPr>
-        <w:t>指用黛黑顏料畫出的美麗眉毛，也代指美人的眉毛。在古典文學中，女子的眉毛常是「心情的晴雨表」。</w:t>
-      </w:r>
-      <w:proofErr w:type="gramStart"/>
-      <w:r>
-        <w:rPr>
-          <w:rFonts w:hint="eastAsia"/>
-          <w:szCs w:val="28"/>
-        </w:rPr>
-        <w:t>黛眉緊</w:t>
-      </w:r>
-      <w:proofErr w:type="gramEnd"/>
-      <w:r>
-        <w:rPr>
-          <w:rFonts w:hint="eastAsia"/>
-          <w:szCs w:val="28"/>
-        </w:rPr>
-        <w:t>蹙</w:t>
+      <w:r>
+        <w:rPr>
+          <w:rFonts w:hint="eastAsia"/>
+          <w:szCs w:val="28"/>
+        </w:rPr>
+        <w:t>黛是一種青黑色的顏料，古代女子用它來畫眉。因此「黛眉」指用黛黑顏料畫出的美麗眉毛，也代指美人的眉毛。在古典文學中，女子的眉毛常是「心情的晴雨表」。黛眉緊蹙</w:t>
       </w:r>
       <w:r>
         <w:rPr>
@@ -1893,7 +978,6 @@
         </w:rPr>
         <w:t>(</w:t>
       </w:r>
-      <w:proofErr w:type="gramStart"/>
       <w:r>
         <w:rPr>
           <w:rFonts w:hint="eastAsia"/>
@@ -1903,7 +987,6 @@
         </w:rPr>
         <w:t>ㄘㄨˋ</w:t>
       </w:r>
-      <w:proofErr w:type="gramEnd"/>
       <w:r>
         <w:rPr>
           <w:rFonts w:hint="eastAsia"/>
@@ -1916,71 +999,7 @@
           <w:rFonts w:hint="eastAsia"/>
           <w:szCs w:val="28"/>
         </w:rPr>
-        <w:t>代表</w:t>
-      </w:r>
-      <w:proofErr w:type="gramStart"/>
-      <w:r>
-        <w:rPr>
-          <w:rFonts w:hint="eastAsia"/>
-          <w:szCs w:val="28"/>
-        </w:rPr>
-        <w:t>憂愁，黛眉輕</w:t>
-      </w:r>
-      <w:proofErr w:type="gramEnd"/>
-      <w:r>
-        <w:rPr>
-          <w:rFonts w:hint="eastAsia"/>
-          <w:szCs w:val="28"/>
-        </w:rPr>
-        <w:t>掃代表精心裝扮。在「</w:t>
-      </w:r>
-      <w:proofErr w:type="gramStart"/>
-      <w:r>
-        <w:rPr>
-          <w:rFonts w:hint="eastAsia"/>
-          <w:szCs w:val="28"/>
-        </w:rPr>
-        <w:t>懶起畫</w:t>
-      </w:r>
-      <w:proofErr w:type="gramEnd"/>
-      <w:r>
-        <w:rPr>
-          <w:rFonts w:hint="eastAsia"/>
-          <w:szCs w:val="28"/>
-        </w:rPr>
-        <w:t>蛾眉」或「</w:t>
-      </w:r>
-      <w:proofErr w:type="gramStart"/>
-      <w:r>
-        <w:rPr>
-          <w:rFonts w:hint="eastAsia"/>
-          <w:szCs w:val="28"/>
-        </w:rPr>
-        <w:t>眉翠薄</w:t>
-      </w:r>
-      <w:proofErr w:type="gramEnd"/>
-      <w:r>
-        <w:rPr>
-          <w:rFonts w:hint="eastAsia"/>
-          <w:szCs w:val="28"/>
-        </w:rPr>
-        <w:t>」的語境中，</w:t>
-      </w:r>
-      <w:proofErr w:type="gramStart"/>
-      <w:r>
-        <w:rPr>
-          <w:rFonts w:hint="eastAsia"/>
-          <w:szCs w:val="28"/>
-        </w:rPr>
-        <w:t>黛眉的</w:t>
-      </w:r>
-      <w:proofErr w:type="gramEnd"/>
-      <w:r>
-        <w:rPr>
-          <w:rFonts w:hint="eastAsia"/>
-          <w:szCs w:val="28"/>
-        </w:rPr>
-        <w:t>殘缺或不加修飾，往往暗示著「女為悅己者容」而如今愛人不在、無心打扮的孤寂。</w:t>
+        <w:t>代表憂愁，黛眉輕掃代表精心裝扮。在「懶起畫蛾眉」或「眉翠薄」的語境中，黛眉的殘缺或不加修飾，往往暗示著「女為悅己者容」而如今愛人不在、無心打扮的孤寂。</w:t>
       </w:r>
     </w:p>
     <w:p>
@@ -2002,17 +1021,8 @@
           <w:rFonts w:hint="eastAsia"/>
           <w:szCs w:val="28"/>
         </w:rPr>
-        <w:t>怨</w:t>
-      </w:r>
-      <w:proofErr w:type="gramStart"/>
-      <w:r>
-        <w:rPr>
-          <w:rFonts w:hint="eastAsia"/>
-          <w:szCs w:val="28"/>
-        </w:rPr>
-        <w:t>悱</w:t>
-      </w:r>
-      <w:proofErr w:type="gramEnd"/>
+        <w:t>怨悱</w:t>
+      </w:r>
       <w:r>
         <w:rPr>
           <w:rFonts w:hint="eastAsia"/>
@@ -2020,7 +1030,6 @@
         </w:rPr>
         <w:t>(</w:t>
       </w:r>
-      <w:proofErr w:type="gramStart"/>
       <w:r>
         <w:rPr>
           <w:rFonts w:hint="eastAsia"/>
@@ -2028,7 +1037,62 @@
           <w:sz w:val="16"/>
           <w:szCs w:val="16"/>
         </w:rPr>
-        <w:t>ㄈㄟ</w:t>
+        <w:t>ㄈㄟˇ</w:t>
+      </w:r>
+      <w:r>
+        <w:rPr>
+          <w:rFonts w:hint="eastAsia"/>
+          <w:szCs w:val="28"/>
+        </w:rPr>
+        <w:t>)</w:t>
+      </w:r>
+      <w:r>
+        <w:rPr>
+          <w:rFonts w:hint="eastAsia"/>
+          <w:szCs w:val="28"/>
+        </w:rPr>
+        <w:t>：</w:t>
+      </w:r>
+      <w:r>
+        <w:rPr>
+          <w:rFonts w:hint="eastAsia"/>
+          <w:szCs w:val="28"/>
+        </w:rPr>
+        <w:t>怨恨而悲傷。</w:t>
+      </w:r>
+      <w:r>
+        <w:rPr>
+          <w:rFonts w:hint="eastAsia"/>
+          <w:szCs w:val="28"/>
+        </w:rPr>
+        <w:t>這是一種「含蓄而壓抑的哀怨」。在閨怨詞中，女子往往不會大聲痛哭或直白控訴，而是將滿腔的思念、委屈與哀怨，化為無言的嘆息</w:t>
+      </w:r>
+      <w:r>
+        <w:rPr>
+          <w:szCs w:val="28"/>
+        </w:rPr>
+        <w:br/>
+      </w:r>
+      <w:r>
+        <w:rPr>
+          <w:rFonts w:hint="eastAsia"/>
+          <w:szCs w:val="28"/>
+        </w:rPr>
+        <w:t>、默默流下的眼淚，或是對身邊無情物（如蠟燭、秋雨）的微嗔。這種情感更顯得深沉而動人。</w:t>
+      </w:r>
+      <w:r>
+        <w:rPr>
+          <w:rFonts w:hint="eastAsia"/>
+          <w:szCs w:val="28"/>
+        </w:rPr>
+        <w:t>嗔</w:t>
+      </w:r>
+      <w:r>
+        <w:rPr>
+          <w:rFonts w:hint="eastAsia"/>
+          <w:szCs w:val="28"/>
+        </w:rPr>
+        <w:t>(</w:t>
       </w:r>
       <w:r>
         <w:rPr>
@@ -2037,120 +1101,14 @@
           <w:sz w:val="16"/>
           <w:szCs w:val="16"/>
         </w:rPr>
-        <w:t>ˇ</w:t>
-      </w:r>
-      <w:proofErr w:type="gramEnd"/>
-      <w:r>
-        <w:rPr>
-          <w:rFonts w:hint="eastAsia"/>
-          <w:szCs w:val="28"/>
-        </w:rPr>
-        <w:t>)</w:t>
-      </w:r>
-      <w:r>
-        <w:rPr>
-          <w:rFonts w:hint="eastAsia"/>
-          <w:szCs w:val="28"/>
-        </w:rPr>
-        <w:t>：</w:t>
-      </w:r>
-      <w:r>
-        <w:rPr>
-          <w:rFonts w:hint="eastAsia"/>
-          <w:szCs w:val="28"/>
-        </w:rPr>
-        <w:t>怨恨而悲傷。</w:t>
-      </w:r>
-      <w:r>
-        <w:rPr>
-          <w:rFonts w:hint="eastAsia"/>
-          <w:szCs w:val="28"/>
-        </w:rPr>
-        <w:t>這是一種「含蓄而壓抑的哀怨」。在閨怨詞中，女子往往不會大聲痛哭</w:t>
-      </w:r>
-      <w:proofErr w:type="gramStart"/>
-      <w:r>
-        <w:rPr>
-          <w:rFonts w:hint="eastAsia"/>
-          <w:szCs w:val="28"/>
-        </w:rPr>
-        <w:t>或直白控訴</w:t>
-      </w:r>
-      <w:proofErr w:type="gramEnd"/>
-      <w:r>
-        <w:rPr>
-          <w:rFonts w:hint="eastAsia"/>
-          <w:szCs w:val="28"/>
-        </w:rPr>
-        <w:t>，而是將滿腔的思念、委屈與哀怨，化為無言的嘆息</w:t>
-      </w:r>
-      <w:r>
-        <w:rPr>
-          <w:szCs w:val="28"/>
-        </w:rPr>
-        <w:br/>
-      </w:r>
-      <w:r>
-        <w:rPr>
-          <w:rFonts w:hint="eastAsia"/>
-          <w:szCs w:val="28"/>
-        </w:rPr>
-        <w:t>、默默流下的眼淚，或是對身邊無情物（如蠟燭、秋雨）的微嗔。這種情感更顯得深</w:t>
-      </w:r>
-      <w:proofErr w:type="gramStart"/>
-      <w:r>
-        <w:rPr>
-          <w:rFonts w:hint="eastAsia"/>
-          <w:szCs w:val="28"/>
-        </w:rPr>
-        <w:t>沉</w:t>
-      </w:r>
-      <w:proofErr w:type="gramEnd"/>
-      <w:r>
-        <w:rPr>
-          <w:rFonts w:hint="eastAsia"/>
-          <w:szCs w:val="28"/>
-        </w:rPr>
-        <w:t>而動人。</w:t>
-      </w:r>
-      <w:r>
-        <w:rPr>
-          <w:rFonts w:hint="eastAsia"/>
-          <w:szCs w:val="28"/>
-        </w:rPr>
-        <w:t>嗔</w:t>
-      </w:r>
-      <w:r>
-        <w:rPr>
-          <w:rFonts w:hint="eastAsia"/>
-          <w:szCs w:val="28"/>
-        </w:rPr>
-        <w:t>(</w:t>
-      </w:r>
-      <w:proofErr w:type="gramStart"/>
-      <w:r>
-        <w:rPr>
-          <w:rFonts w:hint="eastAsia"/>
-          <w:color w:val="FF0000"/>
-          <w:sz w:val="16"/>
-          <w:szCs w:val="16"/>
-        </w:rPr>
         <w:t>ㄔㄣ</w:t>
       </w:r>
-      <w:proofErr w:type="gramEnd"/>
-      <w:r>
-        <w:rPr>
-          <w:rFonts w:hint="eastAsia"/>
-          <w:szCs w:val="28"/>
-        </w:rPr>
-        <w:t>)</w:t>
-      </w:r>
-      <w:r>
-        <w:rPr>
-          <w:rFonts w:hint="eastAsia"/>
-          <w:szCs w:val="28"/>
-        </w:rPr>
-        <w:t>：</w:t>
+      <w:r>
+        <w:rPr>
+          <w:rFonts w:hint="eastAsia"/>
+          <w:szCs w:val="28"/>
+        </w:rPr>
+        <w:t>)：</w:t>
       </w:r>
       <w:r>
         <w:rPr>
@@ -2188,7 +1146,6 @@
           <w:szCs w:val="28"/>
         </w:rPr>
       </w:pPr>
-      <w:proofErr w:type="gramStart"/>
       <w:r>
         <w:rPr>
           <w:rFonts w:hint="eastAsia"/>
@@ -2196,7 +1153,6 @@
         </w:rPr>
         <w:t>眉翠</w:t>
       </w:r>
-      <w:proofErr w:type="gramEnd"/>
       <w:r>
         <w:rPr>
           <w:rFonts w:hint="eastAsia"/>
@@ -2209,55 +1165,7 @@
           <w:rFonts w:hint="eastAsia"/>
           <w:szCs w:val="28"/>
         </w:rPr>
-        <w:t>古代女子以黛青色（翠色）畫眉，故稱「</w:t>
-      </w:r>
-      <w:proofErr w:type="gramStart"/>
-      <w:r>
-        <w:rPr>
-          <w:rFonts w:hint="eastAsia"/>
-          <w:szCs w:val="28"/>
-        </w:rPr>
-        <w:t>眉翠</w:t>
-      </w:r>
-      <w:proofErr w:type="gramEnd"/>
-      <w:r>
-        <w:rPr>
-          <w:rFonts w:hint="eastAsia"/>
-          <w:szCs w:val="28"/>
-        </w:rPr>
-        <w:t>」，即翠綠色的眉毛。詞中「</w:t>
-      </w:r>
-      <w:proofErr w:type="gramStart"/>
-      <w:r>
-        <w:rPr>
-          <w:rFonts w:hint="eastAsia"/>
-          <w:szCs w:val="28"/>
-        </w:rPr>
-        <w:t>眉翠薄</w:t>
-      </w:r>
-      <w:proofErr w:type="gramEnd"/>
-      <w:r>
-        <w:rPr>
-          <w:rFonts w:hint="eastAsia"/>
-          <w:szCs w:val="28"/>
-        </w:rPr>
-        <w:t>」指的是經過一整夜</w:t>
-      </w:r>
-      <w:proofErr w:type="gramStart"/>
-      <w:r>
-        <w:rPr>
-          <w:rFonts w:hint="eastAsia"/>
-          <w:szCs w:val="28"/>
-        </w:rPr>
-        <w:t>的愁思輾轉</w:t>
-      </w:r>
-      <w:proofErr w:type="gramEnd"/>
-      <w:r>
-        <w:rPr>
-          <w:rFonts w:hint="eastAsia"/>
-          <w:szCs w:val="28"/>
-        </w:rPr>
-        <w:t>，額上的眉色已經磨擦褪色、顯得黯淡</w:t>
+        <w:t>古代女子以黛青色（翠色）畫眉，故稱「眉翠」，即翠綠色的眉毛。詞中「眉翠薄」指的是經過一整夜的愁思輾轉，額上的眉色已經磨擦褪色、顯得黯淡</w:t>
       </w:r>
       <w:r>
         <w:rPr>
@@ -2287,7 +1195,6 @@
           <w:szCs w:val="28"/>
         </w:rPr>
       </w:pPr>
-      <w:proofErr w:type="gramStart"/>
       <w:r>
         <w:rPr>
           <w:rFonts w:hint="eastAsia"/>
@@ -2295,7 +1202,6 @@
         </w:rPr>
         <w:t>雋</w:t>
       </w:r>
-      <w:proofErr w:type="gramEnd"/>
       <w:r>
         <w:rPr>
           <w:rFonts w:hint="eastAsia"/>
@@ -2303,7 +1209,6 @@
         </w:rPr>
         <w:t>（</w:t>
       </w:r>
-      <w:proofErr w:type="gramStart"/>
       <w:r>
         <w:rPr>
           <w:rFonts w:hint="eastAsia"/>
@@ -2313,7 +1218,6 @@
         </w:rPr>
         <w:t>ㄐㄩㄢˋ</w:t>
       </w:r>
-      <w:proofErr w:type="gramEnd"/>
       <w:r>
         <w:rPr>
           <w:rFonts w:hint="eastAsia"/>
@@ -2335,21 +1239,12 @@
         </w:rPr>
         <w:t>：</w:t>
       </w:r>
-      <w:proofErr w:type="gramStart"/>
-      <w:r>
-        <w:rPr>
-          <w:rFonts w:hint="eastAsia"/>
-          <w:szCs w:val="28"/>
-        </w:rPr>
-        <w:t>指言有</w:t>
-      </w:r>
-      <w:proofErr w:type="gramEnd"/>
-      <w:r>
-        <w:rPr>
-          <w:rFonts w:hint="eastAsia"/>
-          <w:szCs w:val="28"/>
-        </w:rPr>
-        <w:t>盡而意無窮，值得反覆玩</w:t>
+      <w:r>
+        <w:rPr>
+          <w:rFonts w:hint="eastAsia"/>
+          <w:szCs w:val="28"/>
+        </w:rPr>
+        <w:t>指言有盡而意無窮，值得反覆玩</w:t>
       </w:r>
       <w:r>
         <w:rPr>
@@ -2358,7 +1253,6 @@
         </w:rPr>
         <w:t>(</w:t>
       </w:r>
-      <w:proofErr w:type="gramStart"/>
       <w:r>
         <w:rPr>
           <w:rFonts w:hint="eastAsia"/>
@@ -2366,18 +1260,8 @@
           <w:sz w:val="16"/>
           <w:szCs w:val="16"/>
         </w:rPr>
-        <w:t>ㄨㄢ</w:t>
-      </w:r>
-      <w:r>
-        <w:rPr>
-          <w:rFonts w:hint="eastAsia"/>
-          <w:color w:val="FF0000"/>
-          <w:sz w:val="16"/>
-          <w:szCs w:val="16"/>
-        </w:rPr>
-        <w:t>ˊ</w:t>
-      </w:r>
-      <w:proofErr w:type="gramEnd"/>
+        <w:t>ㄨㄢˊ</w:t>
+      </w:r>
       <w:r>
         <w:rPr>
           <w:rFonts w:hint="eastAsia"/>
@@ -2407,7 +1291,6 @@
           <w:szCs w:val="28"/>
         </w:rPr>
       </w:pPr>
-      <w:proofErr w:type="gramStart"/>
       <w:r>
         <w:rPr>
           <w:rFonts w:hint="eastAsia"/>
@@ -2415,7 +1298,6 @@
         </w:rPr>
         <w:t>以景襯情</w:t>
       </w:r>
-      <w:proofErr w:type="gramEnd"/>
       <w:r>
         <w:rPr>
           <w:rFonts w:hint="eastAsia"/>
@@ -2428,39 +1310,7 @@
           <w:rFonts w:hint="eastAsia"/>
           <w:szCs w:val="28"/>
         </w:rPr>
-        <w:t>利用景物的描寫，來烘托、襯托人物內心的情感。這是詩詞中最常用的「移情」手法。</w:t>
-      </w:r>
-      <w:proofErr w:type="gramStart"/>
-      <w:r>
-        <w:rPr>
-          <w:rFonts w:hint="eastAsia"/>
-          <w:szCs w:val="28"/>
-        </w:rPr>
-        <w:t>在本詞中</w:t>
-      </w:r>
-      <w:proofErr w:type="gramEnd"/>
-      <w:r>
-        <w:rPr>
-          <w:rFonts w:hint="eastAsia"/>
-          <w:szCs w:val="28"/>
-        </w:rPr>
-        <w:t>，梧桐、三更雨、紅蠟、</w:t>
-      </w:r>
-      <w:proofErr w:type="gramStart"/>
-      <w:r>
-        <w:rPr>
-          <w:rFonts w:hint="eastAsia"/>
-          <w:szCs w:val="28"/>
-        </w:rPr>
-        <w:t>玉爐皆</w:t>
-      </w:r>
-      <w:proofErr w:type="gramEnd"/>
-      <w:r>
-        <w:rPr>
-          <w:rFonts w:hint="eastAsia"/>
-          <w:szCs w:val="28"/>
-        </w:rPr>
-        <w:t>是「景」，但它們都染上了主觀的悲劇色彩。雨打梧桐的清冷，襯托出離情之苦；紅蠟流淚，襯托出女子獨自垂淚。景物越是淒涼，人物的內心就越顯得孤單。</w:t>
+        <w:t>利用景物的描寫，來烘托、襯托人物內心的情感。這是詩詞中最常用的「移情」手法。在本詞中，梧桐、三更雨、紅蠟、玉爐皆是「景」，但它們都染上了主觀的悲劇色彩。雨打梧桐的清冷，襯托出離情之苦；紅蠟流淚，襯托出女子獨自垂淚。景物越是淒涼，人物的內心就越顯得孤單。</w:t>
       </w:r>
     </w:p>
     <w:p>
@@ -2474,11 +1324,9 @@
         <w:ind w:leftChars="0" w:left="284" w:right="0" w:hanging="284"/>
         <w:jc w:val="both"/>
         <w:rPr>
-          <w:rFonts w:hint="eastAsia"/>
-          <w:szCs w:val="28"/>
-        </w:rPr>
-      </w:pPr>
-      <w:proofErr w:type="gramStart"/>
+          <w:szCs w:val="28"/>
+        </w:rPr>
+      </w:pPr>
       <w:r>
         <w:rPr>
           <w:rFonts w:hint="eastAsia"/>
@@ -2486,7 +1334,6 @@
         </w:rPr>
         <w:t>花間詞</w:t>
       </w:r>
-      <w:proofErr w:type="gramEnd"/>
       <w:r>
         <w:rPr>
           <w:rFonts w:hint="eastAsia"/>
@@ -2531,7 +1378,6 @@
         </w:rPr>
         <w:t xml:space="preserve"> </w:t>
       </w:r>
-      <w:proofErr w:type="gramStart"/>
       <w:r>
         <w:rPr>
           <w:rFonts w:hint="eastAsia"/>
@@ -2545,15 +1391,7 @@
           <w:rFonts w:hint="eastAsia"/>
           <w:szCs w:val="28"/>
         </w:rPr>
-        <w:t>所輯《花間集》中的詞作</w:t>
-      </w:r>
-      <w:proofErr w:type="gramEnd"/>
-      <w:r>
-        <w:rPr>
-          <w:rFonts w:hint="eastAsia"/>
-          <w:szCs w:val="28"/>
-        </w:rPr>
-        <w:t>，主要作者包括</w:t>
+        <w:t>所輯《花間集》中的詞作，主要作者包括</w:t>
       </w:r>
       <w:r>
         <w:rPr>
@@ -2570,7 +1408,6 @@
         </w:rPr>
         <w:t>、</w:t>
       </w:r>
-      <w:proofErr w:type="gramStart"/>
       <w:r>
         <w:rPr>
           <w:rFonts w:hint="eastAsia"/>
@@ -2584,31 +1421,7 @@
           <w:rFonts w:hint="eastAsia"/>
           <w:szCs w:val="28"/>
         </w:rPr>
-        <w:t>等</w:t>
-      </w:r>
-      <w:proofErr w:type="gramEnd"/>
-      <w:r>
-        <w:rPr>
-          <w:rFonts w:hint="eastAsia"/>
-          <w:szCs w:val="28"/>
-        </w:rPr>
-        <w:t>。因多描寫溫柔鄉、</w:t>
-      </w:r>
-      <w:proofErr w:type="gramStart"/>
-      <w:r>
-        <w:rPr>
-          <w:rFonts w:hint="eastAsia"/>
-          <w:szCs w:val="28"/>
-        </w:rPr>
-        <w:t>花叢間的兒女情長</w:t>
-      </w:r>
-      <w:proofErr w:type="gramEnd"/>
-      <w:r>
-        <w:rPr>
-          <w:rFonts w:hint="eastAsia"/>
-          <w:szCs w:val="28"/>
-        </w:rPr>
-        <w:t>而得名。</w:t>
+        <w:t>等。因多描寫溫柔鄉、花叢間的兒女情長而得名。</w:t>
       </w:r>
       <w:r>
         <w:rPr>
@@ -2622,17 +1435,8 @@
           <w:rFonts w:hint="eastAsia"/>
           <w:szCs w:val="28"/>
         </w:rPr>
-        <w:t>格大多</w:t>
-      </w:r>
-      <w:proofErr w:type="gramStart"/>
-      <w:r>
-        <w:rPr>
-          <w:rFonts w:hint="eastAsia"/>
-          <w:szCs w:val="28"/>
-        </w:rPr>
-        <w:t>穠麗閨豔</w:t>
-      </w:r>
-      <w:proofErr w:type="gramEnd"/>
+        <w:t>格大多穠麗閨豔</w:t>
+      </w:r>
       <w:r>
         <w:rPr>
           <w:szCs w:val="28"/>
@@ -2644,59 +1448,11 @@
           <w:rFonts w:hint="eastAsia"/>
           <w:szCs w:val="28"/>
         </w:rPr>
-        <w:t>、精緻繁複，多以「男子</w:t>
-      </w:r>
-      <w:proofErr w:type="gramStart"/>
-      <w:r>
-        <w:rPr>
-          <w:rFonts w:hint="eastAsia"/>
-          <w:szCs w:val="28"/>
-        </w:rPr>
-        <w:t>作閨音</w:t>
-      </w:r>
-      <w:proofErr w:type="gramEnd"/>
-      <w:r>
-        <w:rPr>
-          <w:rFonts w:hint="eastAsia"/>
-          <w:szCs w:val="28"/>
-        </w:rPr>
-        <w:t>」（男子模仿女子的口吻與視角）來寫閨怨、離愁與對容貌服飾的細緻描繪。溫庭筠作為「花間鼻祖」，</w:t>
-      </w:r>
-      <w:proofErr w:type="gramStart"/>
-      <w:r>
-        <w:rPr>
-          <w:rFonts w:hint="eastAsia"/>
-          <w:szCs w:val="28"/>
-        </w:rPr>
-        <w:t>其詞作字句</w:t>
-      </w:r>
-      <w:proofErr w:type="gramEnd"/>
-      <w:r>
-        <w:rPr>
-          <w:rFonts w:hint="eastAsia"/>
-          <w:szCs w:val="28"/>
-        </w:rPr>
-        <w:t>如錦緞般華美，卻又在</w:t>
-      </w:r>
-      <w:proofErr w:type="gramStart"/>
-      <w:r>
-        <w:rPr>
-          <w:rFonts w:hint="eastAsia"/>
-          <w:szCs w:val="28"/>
-        </w:rPr>
-        <w:t>穠麗中</w:t>
-      </w:r>
-      <w:proofErr w:type="gramEnd"/>
-      <w:r>
-        <w:rPr>
-          <w:rFonts w:hint="eastAsia"/>
-          <w:szCs w:val="28"/>
-        </w:rPr>
-        <w:t>透露出淡淡的落寞與悲涼。</w:t>
+        <w:t>、精緻繁複，多以「男子作閨音」（男子模仿女子的口吻與視角）來寫閨怨、離愁與對容貌服飾的細緻描繪。溫庭筠作為「花間鼻祖」，其詞作字句如錦緞般華美，卻又在穠麗中透露出淡淡的落寞與悲涼。</w:t>
       </w:r>
     </w:p>
     <w:sectPr>
-      <w:footerReference w:type="default" r:id="rId13"/>
+      <w:footerReference w:type="default" r:id="rId12"/>
       <w:pgSz w:w="11906" w:h="16838"/>
       <w:pgMar w:top="567" w:right="851" w:bottom="567" w:left="851" w:header="567" w:footer="0" w:gutter="0"/>
       <w:cols w:space="720"/>
@@ -2707,7 +1463,7 @@
 </file>
 
 <file path=word/endnotes.xml><?xml version="1.0" encoding="utf-8"?>
-<w:endnotes xmlns:wpc="http://schemas.microsoft.com/office/word/2010/wordprocessingCanvas" xmlns:cx="http://schemas.microsoft.com/office/drawing/2014/chartex" xmlns:cx1="http://schemas.microsoft.com/office/drawing/2015/9/8/chartex" xmlns:cx2="http://schemas.microsoft.com/office/drawing/2015/10/21/chartex" xmlns:cx3="http://schemas.microsoft.com/office/drawing/2016/5/9/chartex" xmlns:cx4="http://schemas.microsoft.com/office/drawing/2016/5/10/chartex" xmlns:cx5="http://schemas.microsoft.com/office/drawing/2016/5/11/chartex" xmlns:cx6="http://schemas.microsoft.com/office/drawing/2016/5/12/chartex" xmlns:cx7="http://schemas.microsoft.com/office/drawing/2016/5/13/chartex" xmlns:cx8="http://schemas.microsoft.com/office/drawing/2016/5/14/chartex" xmlns:mc="http://schemas.openxmlformats.org/markup-compatibility/2006" xmlns:aink="http://schemas.microsoft.com/office/drawing/2016/ink" xmlns:am3d="http://schemas.microsoft.com/office/drawing/2017/model3d" xmlns:o="urn:schemas-microsoft-com:office:office" xmlns:r="http://schemas.openxmlformats.org/officeDocument/2006/relationships" xmlns:m="http://schemas.openxmlformats.org/officeDocument/2006/math" xmlns:v="urn:schemas-microsoft-com:vml" xmlns:wp14="http://schemas.microsoft.com/office/word/2010/wordprocessingDrawing" xmlns:wp="http://schemas.openxmlformats.org/drawingml/2006/wordprocessingDrawing" xmlns:w10="urn:schemas-microsoft-com:office:word" xmlns:w="http://schemas.openxmlformats.org/wordprocessingml/2006/main" xmlns:w14="http://schemas.microsoft.com/office/word/2010/wordml" xmlns:w15="http://schemas.microsoft.com/office/word/2012/wordml" xmlns:w16cex="http://schemas.microsoft.com/office/word/2018/wordml/cex" xmlns:w16cid="http://schemas.microsoft.com/office/word/2016/wordml/cid" xmlns:w16="http://schemas.microsoft.com/office/word/2018/wordml" xmlns:w16sdtdh="http://schemas.microsoft.com/office/word/2020/wordml/sdtdatahash" xmlns:w16se="http://schemas.microsoft.com/office/word/2015/wordml/symex" xmlns:wpg="http://schemas.microsoft.com/office/word/2010/wordprocessingGroup" xmlns:wpi="http://schemas.microsoft.com/office/word/2010/wordprocessingInk" xmlns:wne="http://schemas.microsoft.com/office/word/2006/wordml" xmlns:wps="http://schemas.microsoft.com/office/word/2010/wordprocessingShape" mc:Ignorable="w14 w15 w16se w16cid w16 w16cex w16sdtdh wp14">
+<w:endnotes xmlns:wpc="http://schemas.microsoft.com/office/word/2010/wordprocessingCanvas" xmlns:cx="http://schemas.microsoft.com/office/drawing/2014/chartex" xmlns:cx1="http://schemas.microsoft.com/office/drawing/2015/9/8/chartex" xmlns:cx2="http://schemas.microsoft.com/office/drawing/2015/10/21/chartex" xmlns:cx3="http://schemas.microsoft.com/office/drawing/2016/5/9/chartex" xmlns:cx4="http://schemas.microsoft.com/office/drawing/2016/5/10/chartex" xmlns:cx5="http://schemas.microsoft.com/office/drawing/2016/5/11/chartex" xmlns:cx6="http://schemas.microsoft.com/office/drawing/2016/5/12/chartex" xmlns:cx7="http://schemas.microsoft.com/office/drawing/2016/5/13/chartex" xmlns:cx8="http://schemas.microsoft.com/office/drawing/2016/5/14/chartex" xmlns:mc="http://schemas.openxmlformats.org/markup-compatibility/2006" xmlns:aink="http://schemas.microsoft.com/office/drawing/2016/ink" xmlns:am3d="http://schemas.microsoft.com/office/drawing/2017/model3d" xmlns:o="urn:schemas-microsoft-com:office:office" xmlns:oel="http://schemas.microsoft.com/office/2019/extlst" xmlns:r="http://schemas.openxmlformats.org/officeDocument/2006/relationships" xmlns:m="http://schemas.openxmlformats.org/officeDocument/2006/math" xmlns:v="urn:schemas-microsoft-com:vml" xmlns:wp14="http://schemas.microsoft.com/office/word/2010/wordprocessingDrawing" xmlns:wp="http://schemas.openxmlformats.org/drawingml/2006/wordprocessingDrawing" xmlns:w10="urn:schemas-microsoft-com:office:word" xmlns:w="http://schemas.openxmlformats.org/wordprocessingml/2006/main" xmlns:w14="http://schemas.microsoft.com/office/word/2010/wordml" xmlns:w15="http://schemas.microsoft.com/office/word/2012/wordml" xmlns:w16cex="http://schemas.microsoft.com/office/word/2018/wordml/cex" xmlns:w16cid="http://schemas.microsoft.com/office/word/2016/wordml/cid" xmlns:w16="http://schemas.microsoft.com/office/word/2018/wordml" xmlns:w16du="http://schemas.microsoft.com/office/word/2023/wordml/word16du" xmlns:w16sdtdh="http://schemas.microsoft.com/office/word/2020/wordml/sdtdatahash" xmlns:w16sdtfl="http://schemas.microsoft.com/office/word/2024/wordml/sdtformatlock" xmlns:w16se="http://schemas.microsoft.com/office/word/2015/wordml/symex" xmlns:wpg="http://schemas.microsoft.com/office/word/2010/wordprocessingGroup" xmlns:wpi="http://schemas.microsoft.com/office/word/2010/wordprocessingInk" xmlns:wne="http://schemas.microsoft.com/office/word/2006/wordml" xmlns:wps="http://schemas.microsoft.com/office/word/2010/wordprocessingShape" mc:Ignorable="w14 w15 w16se w16cid w16 w16cex w16sdtdh w16sdtfl w16du wp14">
   <w:endnote w:type="separator" w:id="-1">
     <w:p>
       <w:pPr>
@@ -2732,7 +1488,7 @@
 </file>
 
 <file path=word/footer1.xml><?xml version="1.0" encoding="utf-8"?>
-<w:ftr xmlns:wpc="http://schemas.microsoft.com/office/word/2010/wordprocessingCanvas" xmlns:cx="http://schemas.microsoft.com/office/drawing/2014/chartex" xmlns:cx1="http://schemas.microsoft.com/office/drawing/2015/9/8/chartex" xmlns:cx2="http://schemas.microsoft.com/office/drawing/2015/10/21/chartex" xmlns:cx3="http://schemas.microsoft.com/office/drawing/2016/5/9/chartex" xmlns:cx4="http://schemas.microsoft.com/office/drawing/2016/5/10/chartex" xmlns:cx5="http://schemas.microsoft.com/office/drawing/2016/5/11/chartex" xmlns:cx6="http://schemas.microsoft.com/office/drawing/2016/5/12/chartex" xmlns:cx7="http://schemas.microsoft.com/office/drawing/2016/5/13/chartex" xmlns:cx8="http://schemas.microsoft.com/office/drawing/2016/5/14/chartex" xmlns:mc="http://schemas.openxmlformats.org/markup-compatibility/2006" xmlns:aink="http://schemas.microsoft.com/office/drawing/2016/ink" xmlns:am3d="http://schemas.microsoft.com/office/drawing/2017/model3d" xmlns:o="urn:schemas-microsoft-com:office:office" xmlns:r="http://schemas.openxmlformats.org/officeDocument/2006/relationships" xmlns:m="http://schemas.openxmlformats.org/officeDocument/2006/math" xmlns:v="urn:schemas-microsoft-com:vml" xmlns:wp14="http://schemas.microsoft.com/office/word/2010/wordprocessingDrawing" xmlns:wp="http://schemas.openxmlformats.org/drawingml/2006/wordprocessingDrawing" xmlns:w10="urn:schemas-microsoft-com:office:word" xmlns:w="http://schemas.openxmlformats.org/wordprocessingml/2006/main" xmlns:w14="http://schemas.microsoft.com/office/word/2010/wordml" xmlns:w15="http://schemas.microsoft.com/office/word/2012/wordml" xmlns:w16cex="http://schemas.microsoft.com/office/word/2018/wordml/cex" xmlns:w16cid="http://schemas.microsoft.com/office/word/2016/wordml/cid" xmlns:w16="http://schemas.microsoft.com/office/word/2018/wordml" xmlns:w16sdtdh="http://schemas.microsoft.com/office/word/2020/wordml/sdtdatahash" xmlns:w16se="http://schemas.microsoft.com/office/word/2015/wordml/symex" xmlns:wpg="http://schemas.microsoft.com/office/word/2010/wordprocessingGroup" xmlns:wpi="http://schemas.microsoft.com/office/word/2010/wordprocessingInk" xmlns:wne="http://schemas.microsoft.com/office/word/2006/wordml" xmlns:wps="http://schemas.microsoft.com/office/word/2010/wordprocessingShape" mc:Ignorable="w14 w15 w16se w16cid w16 w16cex w16sdtdh wp14">
+<w:ftr xmlns:wpc="http://schemas.microsoft.com/office/word/2010/wordprocessingCanvas" xmlns:cx="http://schemas.microsoft.com/office/drawing/2014/chartex" xmlns:cx1="http://schemas.microsoft.com/office/drawing/2015/9/8/chartex" xmlns:cx2="http://schemas.microsoft.com/office/drawing/2015/10/21/chartex" xmlns:cx3="http://schemas.microsoft.com/office/drawing/2016/5/9/chartex" xmlns:cx4="http://schemas.microsoft.com/office/drawing/2016/5/10/chartex" xmlns:cx5="http://schemas.microsoft.com/office/drawing/2016/5/11/chartex" xmlns:cx6="http://schemas.microsoft.com/office/drawing/2016/5/12/chartex" xmlns:cx7="http://schemas.microsoft.com/office/drawing/2016/5/13/chartex" xmlns:cx8="http://schemas.microsoft.com/office/drawing/2016/5/14/chartex" xmlns:mc="http://schemas.openxmlformats.org/markup-compatibility/2006" xmlns:aink="http://schemas.microsoft.com/office/drawing/2016/ink" xmlns:am3d="http://schemas.microsoft.com/office/drawing/2017/model3d" xmlns:o="urn:schemas-microsoft-com:office:office" xmlns:oel="http://schemas.microsoft.com/office/2019/extlst" xmlns:r="http://schemas.openxmlformats.org/officeDocument/2006/relationships" xmlns:m="http://schemas.openxmlformats.org/officeDocument/2006/math" xmlns:v="urn:schemas-microsoft-com:vml" xmlns:wp14="http://schemas.microsoft.com/office/word/2010/wordprocessingDrawing" xmlns:wp="http://schemas.openxmlformats.org/drawingml/2006/wordprocessingDrawing" xmlns:w10="urn:schemas-microsoft-com:office:word" xmlns:w="http://schemas.openxmlformats.org/wordprocessingml/2006/main" xmlns:w14="http://schemas.microsoft.com/office/word/2010/wordml" xmlns:w15="http://schemas.microsoft.com/office/word/2012/wordml" xmlns:w16cex="http://schemas.microsoft.com/office/word/2018/wordml/cex" xmlns:w16cid="http://schemas.microsoft.com/office/word/2016/wordml/cid" xmlns:w16="http://schemas.microsoft.com/office/word/2018/wordml" xmlns:w16du="http://schemas.microsoft.com/office/word/2023/wordml/word16du" xmlns:w16sdtdh="http://schemas.microsoft.com/office/word/2020/wordml/sdtdatahash" xmlns:w16sdtfl="http://schemas.microsoft.com/office/word/2024/wordml/sdtformatlock" xmlns:w16se="http://schemas.microsoft.com/office/word/2015/wordml/symex" xmlns:wpg="http://schemas.microsoft.com/office/word/2010/wordprocessingGroup" xmlns:wpi="http://schemas.microsoft.com/office/word/2010/wordprocessingInk" xmlns:wne="http://schemas.microsoft.com/office/word/2006/wordml" xmlns:wps="http://schemas.microsoft.com/office/word/2010/wordprocessingShape" mc:Ignorable="w14 w15 w16se w16cid w16 w16cex w16sdtdh w16sdtfl w16du wp14">
   <w:sdt>
     <w:sdtPr>
       <w:id w:val="-252429454"/>
@@ -2741,7 +1497,6 @@
         <w:docPartUnique/>
       </w:docPartObj>
     </w:sdtPr>
-    <w:sdtEndPr/>
     <w:sdtContent>
       <w:p>
         <w:pPr>
@@ -2785,7 +1540,7 @@
 </file>
 
 <file path=word/footnotes.xml><?xml version="1.0" encoding="utf-8"?>
-<w:footnotes xmlns:wpc="http://schemas.microsoft.com/office/word/2010/wordprocessingCanvas" xmlns:cx="http://schemas.microsoft.com/office/drawing/2014/chartex" xmlns:cx1="http://schemas.microsoft.com/office/drawing/2015/9/8/chartex" xmlns:cx2="http://schemas.microsoft.com/office/drawing/2015/10/21/chartex" xmlns:cx3="http://schemas.microsoft.com/office/drawing/2016/5/9/chartex" xmlns:cx4="http://schemas.microsoft.com/office/drawing/2016/5/10/chartex" xmlns:cx5="http://schemas.microsoft.com/office/drawing/2016/5/11/chartex" xmlns:cx6="http://schemas.microsoft.com/office/drawing/2016/5/12/chartex" xmlns:cx7="http://schemas.microsoft.com/office/drawing/2016/5/13/chartex" xmlns:cx8="http://schemas.microsoft.com/office/drawing/2016/5/14/chartex" xmlns:mc="http://schemas.openxmlformats.org/markup-compatibility/2006" xmlns:aink="http://schemas.microsoft.com/office/drawing/2016/ink" xmlns:am3d="http://schemas.microsoft.com/office/drawing/2017/model3d" xmlns:o="urn:schemas-microsoft-com:office:office" xmlns:r="http://schemas.openxmlformats.org/officeDocument/2006/relationships" xmlns:m="http://schemas.openxmlformats.org/officeDocument/2006/math" xmlns:v="urn:schemas-microsoft-com:vml" xmlns:wp14="http://schemas.microsoft.com/office/word/2010/wordprocessingDrawing" xmlns:wp="http://schemas.openxmlformats.org/drawingml/2006/wordprocessingDrawing" xmlns:w10="urn:schemas-microsoft-com:office:word" xmlns:w="http://schemas.openxmlformats.org/wordprocessingml/2006/main" xmlns:w14="http://schemas.microsoft.com/office/word/2010/wordml" xmlns:w15="http://schemas.microsoft.com/office/word/2012/wordml" xmlns:w16cex="http://schemas.microsoft.com/office/word/2018/wordml/cex" xmlns:w16cid="http://schemas.microsoft.com/office/word/2016/wordml/cid" xmlns:w16="http://schemas.microsoft.com/office/word/2018/wordml" xmlns:w16sdtdh="http://schemas.microsoft.com/office/word/2020/wordml/sdtdatahash" xmlns:w16se="http://schemas.microsoft.com/office/word/2015/wordml/symex" xmlns:wpg="http://schemas.microsoft.com/office/word/2010/wordprocessingGroup" xmlns:wpi="http://schemas.microsoft.com/office/word/2010/wordprocessingInk" xmlns:wne="http://schemas.microsoft.com/office/word/2006/wordml" xmlns:wps="http://schemas.microsoft.com/office/word/2010/wordprocessingShape" mc:Ignorable="w14 w15 w16se w16cid w16 w16cex w16sdtdh wp14">
+<w:footnotes xmlns:wpc="http://schemas.microsoft.com/office/word/2010/wordprocessingCanvas" xmlns:cx="http://schemas.microsoft.com/office/drawing/2014/chartex" xmlns:cx1="http://schemas.microsoft.com/office/drawing/2015/9/8/chartex" xmlns:cx2="http://schemas.microsoft.com/office/drawing/2015/10/21/chartex" xmlns:cx3="http://schemas.microsoft.com/office/drawing/2016/5/9/chartex" xmlns:cx4="http://schemas.microsoft.com/office/drawing/2016/5/10/chartex" xmlns:cx5="http://schemas.microsoft.com/office/drawing/2016/5/11/chartex" xmlns:cx6="http://schemas.microsoft.com/office/drawing/2016/5/12/chartex" xmlns:cx7="http://schemas.microsoft.com/office/drawing/2016/5/13/chartex" xmlns:cx8="http://schemas.microsoft.com/office/drawing/2016/5/14/chartex" xmlns:mc="http://schemas.openxmlformats.org/markup-compatibility/2006" xmlns:aink="http://schemas.microsoft.com/office/drawing/2016/ink" xmlns:am3d="http://schemas.microsoft.com/office/drawing/2017/model3d" xmlns:o="urn:schemas-microsoft-com:office:office" xmlns:oel="http://schemas.microsoft.com/office/2019/extlst" xmlns:r="http://schemas.openxmlformats.org/officeDocument/2006/relationships" xmlns:m="http://schemas.openxmlformats.org/officeDocument/2006/math" xmlns:v="urn:schemas-microsoft-com:vml" xmlns:wp14="http://schemas.microsoft.com/office/word/2010/wordprocessingDrawing" xmlns:wp="http://schemas.openxmlformats.org/drawingml/2006/wordprocessingDrawing" xmlns:w10="urn:schemas-microsoft-com:office:word" xmlns:w="http://schemas.openxmlformats.org/wordprocessingml/2006/main" xmlns:w14="http://schemas.microsoft.com/office/word/2010/wordml" xmlns:w15="http://schemas.microsoft.com/office/word/2012/wordml" xmlns:w16cex="http://schemas.microsoft.com/office/word/2018/wordml/cex" xmlns:w16cid="http://schemas.microsoft.com/office/word/2016/wordml/cid" xmlns:w16="http://schemas.microsoft.com/office/word/2018/wordml" xmlns:w16du="http://schemas.microsoft.com/office/word/2023/wordml/word16du" xmlns:w16sdtdh="http://schemas.microsoft.com/office/word/2020/wordml/sdtdatahash" xmlns:w16sdtfl="http://schemas.microsoft.com/office/word/2024/wordml/sdtformatlock" xmlns:w16se="http://schemas.microsoft.com/office/word/2015/wordml/symex" xmlns:wpg="http://schemas.microsoft.com/office/word/2010/wordprocessingGroup" xmlns:wpi="http://schemas.microsoft.com/office/word/2010/wordprocessingInk" xmlns:wne="http://schemas.microsoft.com/office/word/2006/wordml" xmlns:wps="http://schemas.microsoft.com/office/word/2010/wordprocessingShape" mc:Ignorable="w14 w15 w16se w16cid w16 w16cex w16sdtdh w16sdtfl w16du wp14">
   <w:footnote w:type="separator" w:id="-1">
     <w:p>
       <w:pPr>
@@ -2810,7 +1565,7 @@
 </file>
 
 <file path=word/numbering.xml><?xml version="1.0" encoding="utf-8"?>
-<w:numbering xmlns:wpc="http://schemas.microsoft.com/office/word/2010/wordprocessingCanvas" xmlns:cx="http://schemas.microsoft.com/office/drawing/2014/chartex" xmlns:cx1="http://schemas.microsoft.com/office/drawing/2015/9/8/chartex" xmlns:cx2="http://schemas.microsoft.com/office/drawing/2015/10/21/chartex" xmlns:cx3="http://schemas.microsoft.com/office/drawing/2016/5/9/chartex" xmlns:cx4="http://schemas.microsoft.com/office/drawing/2016/5/10/chartex" xmlns:cx5="http://schemas.microsoft.com/office/drawing/2016/5/11/chartex" xmlns:cx6="http://schemas.microsoft.com/office/drawing/2016/5/12/chartex" xmlns:cx7="http://schemas.microsoft.com/office/drawing/2016/5/13/chartex" xmlns:cx8="http://schemas.microsoft.com/office/drawing/2016/5/14/chartex" xmlns:mc="http://schemas.openxmlformats.org/markup-compatibility/2006" xmlns:aink="http://schemas.microsoft.com/office/drawing/2016/ink" xmlns:am3d="http://schemas.microsoft.com/office/drawing/2017/model3d" xmlns:o="urn:schemas-microsoft-com:office:office" xmlns:r="http://schemas.openxmlformats.org/officeDocument/2006/relationships" xmlns:m="http://schemas.openxmlformats.org/officeDocument/2006/math" xmlns:v="urn:schemas-microsoft-com:vml" xmlns:wp14="http://schemas.microsoft.com/office/word/2010/wordprocessingDrawing" xmlns:wp="http://schemas.openxmlformats.org/drawingml/2006/wordprocessingDrawing" xmlns:w10="urn:schemas-microsoft-com:office:word" xmlns:w="http://schemas.openxmlformats.org/wordprocessingml/2006/main" xmlns:w14="http://schemas.microsoft.com/office/word/2010/wordml" xmlns:w15="http://schemas.microsoft.com/office/word/2012/wordml" xmlns:w16cex="http://schemas.microsoft.com/office/word/2018/wordml/cex" xmlns:w16cid="http://schemas.microsoft.com/office/word/2016/wordml/cid" xmlns:w16="http://schemas.microsoft.com/office/word/2018/wordml" xmlns:w16sdtdh="http://schemas.microsoft.com/office/word/2020/wordml/sdtdatahash" xmlns:w16se="http://schemas.microsoft.com/office/word/2015/wordml/symex" xmlns:wpg="http://schemas.microsoft.com/office/word/2010/wordprocessingGroup" xmlns:wpi="http://schemas.microsoft.com/office/word/2010/wordprocessingInk" xmlns:wne="http://schemas.microsoft.com/office/word/2006/wordml" xmlns:wps="http://schemas.microsoft.com/office/word/2010/wordprocessingShape" mc:Ignorable="w14 w15 w16se w16cid w16 w16cex w16sdtdh wp14">
+<w:numbering xmlns:wpc="http://schemas.microsoft.com/office/word/2010/wordprocessingCanvas" xmlns:cx="http://schemas.microsoft.com/office/drawing/2014/chartex" xmlns:cx1="http://schemas.microsoft.com/office/drawing/2015/9/8/chartex" xmlns:cx2="http://schemas.microsoft.com/office/drawing/2015/10/21/chartex" xmlns:cx3="http://schemas.microsoft.com/office/drawing/2016/5/9/chartex" xmlns:cx4="http://schemas.microsoft.com/office/drawing/2016/5/10/chartex" xmlns:cx5="http://schemas.microsoft.com/office/drawing/2016/5/11/chartex" xmlns:cx6="http://schemas.microsoft.com/office/drawing/2016/5/12/chartex" xmlns:cx7="http://schemas.microsoft.com/office/drawing/2016/5/13/chartex" xmlns:cx8="http://schemas.microsoft.com/office/drawing/2016/5/14/chartex" xmlns:mc="http://schemas.openxmlformats.org/markup-compatibility/2006" xmlns:aink="http://schemas.microsoft.com/office/drawing/2016/ink" xmlns:am3d="http://schemas.microsoft.com/office/drawing/2017/model3d" xmlns:o="urn:schemas-microsoft-com:office:office" xmlns:oel="http://schemas.microsoft.com/office/2019/extlst" xmlns:r="http://schemas.openxmlformats.org/officeDocument/2006/relationships" xmlns:m="http://schemas.openxmlformats.org/officeDocument/2006/math" xmlns:v="urn:schemas-microsoft-com:vml" xmlns:wp14="http://schemas.microsoft.com/office/word/2010/wordprocessingDrawing" xmlns:wp="http://schemas.openxmlformats.org/drawingml/2006/wordprocessingDrawing" xmlns:w10="urn:schemas-microsoft-com:office:word" xmlns:w="http://schemas.openxmlformats.org/wordprocessingml/2006/main" xmlns:w14="http://schemas.microsoft.com/office/word/2010/wordml" xmlns:w15="http://schemas.microsoft.com/office/word/2012/wordml" xmlns:w16cex="http://schemas.microsoft.com/office/word/2018/wordml/cex" xmlns:w16cid="http://schemas.microsoft.com/office/word/2016/wordml/cid" xmlns:w16="http://schemas.microsoft.com/office/word/2018/wordml" xmlns:w16du="http://schemas.microsoft.com/office/word/2023/wordml/word16du" xmlns:w16sdtdh="http://schemas.microsoft.com/office/word/2020/wordml/sdtdatahash" xmlns:w16sdtfl="http://schemas.microsoft.com/office/word/2024/wordml/sdtformatlock" xmlns:w16se="http://schemas.microsoft.com/office/word/2015/wordml/symex" xmlns:wpg="http://schemas.microsoft.com/office/word/2010/wordprocessingGroup" xmlns:wpi="http://schemas.microsoft.com/office/word/2010/wordprocessingInk" xmlns:wne="http://schemas.microsoft.com/office/word/2006/wordml" xmlns:wps="http://schemas.microsoft.com/office/word/2010/wordprocessingShape" mc:Ignorable="w14 w15 w16se w16cid w16 w16cex w16sdtdh w16sdtfl w16du wp14">
   <w:abstractNum w:abstractNumId="0" w15:restartNumberingAfterBreak="0">
     <w:nsid w:val="02A11C50"/>
     <w:multiLevelType w:val="hybridMultilevel"/>
@@ -4977,74 +3732,74 @@
       </w:rPr>
     </w:lvl>
   </w:abstractNum>
-  <w:num w:numId="1">
+  <w:num w:numId="1" w16cid:durableId="1383863873">
     <w:abstractNumId w:val="16"/>
   </w:num>
-  <w:num w:numId="2">
+  <w:num w:numId="2" w16cid:durableId="1611935064">
     <w:abstractNumId w:val="6"/>
   </w:num>
-  <w:num w:numId="3">
+  <w:num w:numId="3" w16cid:durableId="1372455186">
     <w:abstractNumId w:val="0"/>
   </w:num>
-  <w:num w:numId="4">
+  <w:num w:numId="4" w16cid:durableId="200166495">
     <w:abstractNumId w:val="8"/>
   </w:num>
-  <w:num w:numId="5">
+  <w:num w:numId="5" w16cid:durableId="1348868638">
     <w:abstractNumId w:val="12"/>
   </w:num>
-  <w:num w:numId="6">
+  <w:num w:numId="6" w16cid:durableId="673529229">
     <w:abstractNumId w:val="20"/>
   </w:num>
-  <w:num w:numId="7">
+  <w:num w:numId="7" w16cid:durableId="396828404">
     <w:abstractNumId w:val="1"/>
   </w:num>
-  <w:num w:numId="8">
+  <w:num w:numId="8" w16cid:durableId="196897773">
     <w:abstractNumId w:val="14"/>
   </w:num>
-  <w:num w:numId="9">
+  <w:num w:numId="9" w16cid:durableId="1295478244">
     <w:abstractNumId w:val="15"/>
   </w:num>
-  <w:num w:numId="10">
+  <w:num w:numId="10" w16cid:durableId="1080521685">
     <w:abstractNumId w:val="7"/>
   </w:num>
-  <w:num w:numId="11">
+  <w:num w:numId="11" w16cid:durableId="795485784">
     <w:abstractNumId w:val="3"/>
   </w:num>
-  <w:num w:numId="12">
+  <w:num w:numId="12" w16cid:durableId="409742817">
     <w:abstractNumId w:val="9"/>
   </w:num>
-  <w:num w:numId="13">
+  <w:num w:numId="13" w16cid:durableId="961770126">
     <w:abstractNumId w:val="5"/>
   </w:num>
-  <w:num w:numId="14">
+  <w:num w:numId="14" w16cid:durableId="2084640096">
     <w:abstractNumId w:val="19"/>
   </w:num>
-  <w:num w:numId="15">
+  <w:num w:numId="15" w16cid:durableId="2086368106">
     <w:abstractNumId w:val="18"/>
   </w:num>
-  <w:num w:numId="16">
+  <w:num w:numId="16" w16cid:durableId="1248875">
     <w:abstractNumId w:val="13"/>
   </w:num>
-  <w:num w:numId="17">
+  <w:num w:numId="17" w16cid:durableId="2093895404">
     <w:abstractNumId w:val="2"/>
   </w:num>
-  <w:num w:numId="18">
+  <w:num w:numId="18" w16cid:durableId="1909150835">
     <w:abstractNumId w:val="17"/>
   </w:num>
-  <w:num w:numId="19">
+  <w:num w:numId="19" w16cid:durableId="1175194314">
     <w:abstractNumId w:val="10"/>
   </w:num>
-  <w:num w:numId="20">
+  <w:num w:numId="20" w16cid:durableId="1272471329">
     <w:abstractNumId w:val="11"/>
   </w:num>
-  <w:num w:numId="21">
+  <w:num w:numId="21" w16cid:durableId="1114060338">
     <w:abstractNumId w:val="4"/>
   </w:num>
 </w:numbering>
 </file>
 
 <file path=word/styles.xml><?xml version="1.0" encoding="utf-8"?>
-<w:styles xmlns:mc="http://schemas.openxmlformats.org/markup-compatibility/2006" xmlns:r="http://schemas.openxmlformats.org/officeDocument/2006/relationships" xmlns:w="http://schemas.openxmlformats.org/wordprocessingml/2006/main" xmlns:w14="http://schemas.microsoft.com/office/word/2010/wordml" xmlns:w15="http://schemas.microsoft.com/office/word/2012/wordml" xmlns:w16cex="http://schemas.microsoft.com/office/word/2018/wordml/cex" xmlns:w16cid="http://schemas.microsoft.com/office/word/2016/wordml/cid" xmlns:w16="http://schemas.microsoft.com/office/word/2018/wordml" xmlns:w16sdtdh="http://schemas.microsoft.com/office/word/2020/wordml/sdtdatahash" xmlns:w16se="http://schemas.microsoft.com/office/word/2015/wordml/symex" mc:Ignorable="w14 w15 w16se w16cid w16 w16cex w16sdtdh">
+<w:styles xmlns:mc="http://schemas.openxmlformats.org/markup-compatibility/2006" xmlns:r="http://schemas.openxmlformats.org/officeDocument/2006/relationships" xmlns:w="http://schemas.openxmlformats.org/wordprocessingml/2006/main" xmlns:w14="http://schemas.microsoft.com/office/word/2010/wordml" xmlns:w15="http://schemas.microsoft.com/office/word/2012/wordml" xmlns:w16cex="http://schemas.microsoft.com/office/word/2018/wordml/cex" xmlns:w16cid="http://schemas.microsoft.com/office/word/2016/wordml/cid" xmlns:w16="http://schemas.microsoft.com/office/word/2018/wordml" xmlns:w16du="http://schemas.microsoft.com/office/word/2023/wordml/word16du" xmlns:w16sdtdh="http://schemas.microsoft.com/office/word/2020/wordml/sdtdatahash" xmlns:w16sdtfl="http://schemas.microsoft.com/office/word/2024/wordml/sdtformatlock" xmlns:w16se="http://schemas.microsoft.com/office/word/2015/wordml/symex" mc:Ignorable="w14 w15 w16se w16cid w16 w16cex w16sdtdh w16sdtfl w16du">
   <w:docDefaults>
     <w:rPrDefault>
       <w:rPr>
